--- a/cv/cv_en.docx
+++ b/cv/cv_en.docx
@@ -1,6 +1,6 @@
 
 <file path=word/document.xml><?xml version="1.0" encoding="utf-8"?>
-<w:document xmlns:wpc="http://schemas.microsoft.com/office/word/2010/wordprocessingCanvas" xmlns:cx="http://schemas.microsoft.com/office/drawing/2014/chartex" xmlns:cx1="http://schemas.microsoft.com/office/drawing/2015/9/8/chartex" xmlns:cx2="http://schemas.microsoft.com/office/drawing/2015/10/21/chartex" xmlns:cx3="http://schemas.microsoft.com/office/drawing/2016/5/9/chartex" xmlns:cx4="http://schemas.microsoft.com/office/drawing/2016/5/10/chartex" xmlns:cx5="http://schemas.microsoft.com/office/drawing/2016/5/11/chartex" xmlns:cx6="http://schemas.microsoft.com/office/drawing/2016/5/12/chartex" xmlns:cx7="http://schemas.microsoft.com/office/drawing/2016/5/13/chartex" xmlns:cx8="http://schemas.microsoft.com/office/drawing/2016/5/14/chartex" xmlns:mc="http://schemas.openxmlformats.org/markup-compatibility/2006" xmlns:aink="http://schemas.microsoft.com/office/drawing/2016/ink" xmlns:am3d="http://schemas.microsoft.com/office/drawing/2017/model3d" xmlns:o="urn:schemas-microsoft-com:office:office" xmlns:oel="http://schemas.microsoft.com/office/2019/extlst" xmlns:r="http://schemas.openxmlformats.org/officeDocument/2006/relationships" xmlns:m="http://schemas.openxmlformats.org/officeDocument/2006/math" xmlns:v="urn:schemas-microsoft-com:vml" xmlns:wp14="http://schemas.microsoft.com/office/word/2010/wordprocessingDrawing" xmlns:wp="http://schemas.openxmlformats.org/drawingml/2006/wordprocessingDrawing" xmlns:w10="urn:schemas-microsoft-com:office:word" xmlns:w="http://schemas.openxmlformats.org/wordprocessingml/2006/main" xmlns:w14="http://schemas.microsoft.com/office/word/2010/wordml" xmlns:w15="http://schemas.microsoft.com/office/word/2012/wordml" xmlns:w16cex="http://schemas.microsoft.com/office/word/2018/wordml/cex" xmlns:w16cid="http://schemas.microsoft.com/office/word/2016/wordml/cid" xmlns:w16="http://schemas.microsoft.com/office/word/2018/wordml" xmlns:w16du="http://schemas.microsoft.com/office/word/2023/wordml/word16du" xmlns:w16sdtdh="http://schemas.microsoft.com/office/word/2020/wordml/sdtdatahash" xmlns:w16sdtfl="http://schemas.microsoft.com/office/word/2024/wordml/sdtformatlock" xmlns:w16se="http://schemas.microsoft.com/office/word/2015/wordml/symex" xmlns:wpg="http://schemas.microsoft.com/office/word/2010/wordprocessingGroup" xmlns:wpi="http://schemas.microsoft.com/office/word/2010/wordprocessingInk" xmlns:wne="http://schemas.microsoft.com/office/word/2006/wordml" xmlns:wps="http://schemas.microsoft.com/office/word/2010/wordprocessingShape" mc:Ignorable="w14 w15 w16se w16cid w16 w16cex w16sdtdh w16sdtfl w16du wp14">
+<w:document xmlns:wpc="http://schemas.microsoft.com/office/word/2010/wordprocessingCanvas" xmlns:cx="http://schemas.microsoft.com/office/drawing/2014/chartex" xmlns:cx1="http://schemas.microsoft.com/office/drawing/2015/9/8/chartex" xmlns:cx2="http://schemas.microsoft.com/office/drawing/2015/10/21/chartex" xmlns:cx3="http://schemas.microsoft.com/office/drawing/2016/5/9/chartex" xmlns:cx4="http://schemas.microsoft.com/office/drawing/2016/5/10/chartex" xmlns:cx5="http://schemas.microsoft.com/office/drawing/2016/5/11/chartex" xmlns:cx6="http://schemas.microsoft.com/office/drawing/2016/5/12/chartex" xmlns:cx7="http://schemas.microsoft.com/office/drawing/2016/5/13/chartex" xmlns:cx8="http://schemas.microsoft.com/office/drawing/2016/5/14/chartex" xmlns:mc="http://schemas.openxmlformats.org/markup-compatibility/2006" xmlns:aink="http://schemas.microsoft.com/office/drawing/2016/ink" xmlns:am3d="http://schemas.microsoft.com/office/drawing/2017/model3d" xmlns:o="urn:schemas-microsoft-com:office:office" xmlns:oel="http://schemas.microsoft.com/office/2019/extlst" xmlns:r="http://schemas.openxmlformats.org/officeDocument/2006/relationships" xmlns:m="http://schemas.openxmlformats.org/officeDocument/2006/math" xmlns:v="urn:schemas-microsoft-com:vml" xmlns:wp14="http://schemas.microsoft.com/office/word/2010/wordprocessingDrawing" xmlns:wp="http://schemas.openxmlformats.org/drawingml/2006/wordprocessingDrawing" xmlns:w10="urn:schemas-microsoft-com:office:word" xmlns:w="http://schemas.openxmlformats.org/wordprocessingml/2006/main" xmlns:w14="http://schemas.microsoft.com/office/word/2010/wordml" xmlns:w15="http://schemas.microsoft.com/office/word/2012/wordml" xmlns:w16cex="http://schemas.microsoft.com/office/word/2018/wordml/cex" xmlns:w16cid="http://schemas.microsoft.com/office/word/2016/wordml/cid" xmlns:w16="http://schemas.microsoft.com/office/word/2018/wordml" xmlns:w16sdtdh="http://schemas.microsoft.com/office/word/2020/wordml/sdtdatahash" xmlns:w16se="http://schemas.microsoft.com/office/word/2015/wordml/symex" xmlns:wpg="http://schemas.microsoft.com/office/word/2010/wordprocessingGroup" xmlns:wpi="http://schemas.microsoft.com/office/word/2010/wordprocessingInk" xmlns:wne="http://schemas.microsoft.com/office/word/2006/wordml" xmlns:wps="http://schemas.microsoft.com/office/word/2010/wordprocessingShape" mc:Ignorable="w14 w15 w16se w16cid w16 w16cex w16sdtdh wp14">
   <w:body>
     <w:p>
       <w:pPr>
@@ -84,6 +84,222 @@
       </w:pPr>
       <w:r>
         <w:rPr>
+          <w:rFonts w:ascii="Times New Roman" w:hAnsi="Times New Roman" w:cs="Times New Roman"/>
+          <w:b/>
+          <w:bCs/>
+          <w:sz w:val="22"/>
+        </w:rPr>
+        <w:t>School of Life Science, Tsinghua University</w:t>
+      </w:r>
+      <w:r>
+        <w:rPr>
+          <w:rFonts w:ascii="Times New Roman" w:hAnsi="Times New Roman" w:cs="Times New Roman"/>
+          <w:sz w:val="22"/>
+        </w:rPr>
+        <w:t xml:space="preserve">                             </w:t>
+      </w:r>
+      <w:r>
+        <w:rPr>
+          <w:rFonts w:ascii="Times New Roman" w:hAnsi="Times New Roman" w:cs="Times New Roman"/>
+          <w:sz w:val="22"/>
+        </w:rPr>
+        <w:t xml:space="preserve">  </w:t>
+      </w:r>
+      <w:r>
+        <w:rPr>
+          <w:rFonts w:ascii="Times New Roman" w:hAnsi="Times New Roman" w:cs="Times New Roman"/>
+          <w:sz w:val="22"/>
+        </w:rPr>
+        <w:t xml:space="preserve">        Beijing, China</w:t>
+      </w:r>
+    </w:p>
+    <w:p>
+      <w:pPr>
+        <w:jc w:val="left"/>
+        <w:rPr>
+          <w:rFonts w:ascii="Times New Roman" w:hAnsi="Times New Roman" w:cs="Times New Roman"/>
+          <w:i/>
+          <w:iCs/>
+          <w:sz w:val="22"/>
+        </w:rPr>
+      </w:pPr>
+      <w:r>
+        <w:rPr>
+          <w:rFonts w:ascii="Times New Roman" w:hAnsi="Times New Roman" w:cs="Times New Roman"/>
+          <w:i/>
+          <w:iCs/>
+          <w:sz w:val="22"/>
+        </w:rPr>
+        <w:t xml:space="preserve">DevOps </w:t>
+      </w:r>
+      <w:r>
+        <w:rPr>
+          <w:rFonts w:ascii="Times New Roman" w:hAnsi="Times New Roman" w:cs="Times New Roman"/>
+          <w:i/>
+          <w:iCs/>
+          <w:sz w:val="22"/>
+        </w:rPr>
+        <w:t>Engineer</w:t>
+      </w:r>
+      <w:r>
+        <w:rPr>
+          <w:rFonts w:ascii="Times New Roman" w:hAnsi="Times New Roman" w:cs="Times New Roman"/>
+          <w:sz w:val="22"/>
+        </w:rPr>
+        <w:t xml:space="preserve">                                                      </w:t>
+      </w:r>
+      <w:r>
+        <w:rPr>
+          <w:rFonts w:ascii="Times New Roman" w:hAnsi="Times New Roman" w:cs="Times New Roman"/>
+          <w:sz w:val="22"/>
+        </w:rPr>
+        <w:t xml:space="preserve">   </w:t>
+      </w:r>
+      <w:r>
+        <w:rPr>
+          <w:rFonts w:ascii="Times New Roman" w:hAnsi="Times New Roman" w:cs="Times New Roman"/>
+          <w:i/>
+          <w:iCs/>
+          <w:sz w:val="22"/>
+        </w:rPr>
+        <w:t>Nov, 20</w:t>
+      </w:r>
+      <w:r>
+        <w:rPr>
+          <w:rFonts w:ascii="Times New Roman" w:hAnsi="Times New Roman" w:cs="Times New Roman"/>
+          <w:i/>
+          <w:iCs/>
+          <w:sz w:val="22"/>
+        </w:rPr>
+        <w:t>25</w:t>
+      </w:r>
+      <w:r>
+        <w:rPr>
+          <w:rFonts w:ascii="Times New Roman" w:hAnsi="Times New Roman" w:cs="Times New Roman"/>
+          <w:i/>
+          <w:iCs/>
+          <w:sz w:val="22"/>
+        </w:rPr>
+        <w:t xml:space="preserve"> – Present</w:t>
+      </w:r>
+    </w:p>
+    <w:p>
+      <w:pPr>
+        <w:jc w:val="left"/>
+        <w:rPr>
+          <w:rFonts w:ascii="Times New Roman" w:hAnsi="Times New Roman" w:cs="Times New Roman"/>
+          <w:sz w:val="22"/>
+        </w:rPr>
+      </w:pPr>
+      <w:r>
+        <w:rPr>
+          <w:rFonts w:ascii="Times New Roman" w:hAnsi="Times New Roman" w:cs="Times New Roman"/>
+          <w:i/>
+          <w:iCs/>
+          <w:sz w:val="22"/>
+        </w:rPr>
+        <w:t>Operations Engineer</w:t>
+      </w:r>
+      <w:r>
+        <w:rPr>
+          <w:rFonts w:ascii="Times New Roman" w:hAnsi="Times New Roman" w:cs="Times New Roman"/>
+          <w:sz w:val="22"/>
+        </w:rPr>
+        <w:t xml:space="preserve">                                                    </w:t>
+      </w:r>
+      <w:r>
+        <w:rPr>
+          <w:rFonts w:ascii="Times New Roman" w:hAnsi="Times New Roman" w:cs="Times New Roman"/>
+          <w:i/>
+          <w:iCs/>
+          <w:sz w:val="22"/>
+        </w:rPr>
+        <w:t xml:space="preserve">Nov, 2018 – </w:t>
+      </w:r>
+      <w:r>
+        <w:rPr>
+          <w:rFonts w:ascii="Times New Roman" w:hAnsi="Times New Roman" w:cs="Times New Roman"/>
+          <w:i/>
+          <w:iCs/>
+          <w:sz w:val="22"/>
+        </w:rPr>
+        <w:t>Nov, 2025</w:t>
+      </w:r>
+    </w:p>
+    <w:p>
+      <w:pPr>
+        <w:pStyle w:val="ListParagraph"/>
+        <w:numPr>
+          <w:ilvl w:val="0"/>
+          <w:numId w:val="6"/>
+        </w:numPr>
+        <w:ind w:firstLineChars="0"/>
+        <w:rPr>
+          <w:rFonts w:ascii="Times New Roman" w:hAnsi="Times New Roman" w:cs="Times New Roman"/>
+          <w:sz w:val="22"/>
+        </w:rPr>
+      </w:pPr>
+      <w:r>
+        <w:rPr>
+          <w:rFonts w:ascii="Times New Roman" w:hAnsi="Times New Roman" w:cs="Times New Roman"/>
+          <w:sz w:val="22"/>
+        </w:rPr>
+        <w:t>2023,</w:t>
+      </w:r>
+      <w:r>
+        <w:rPr>
+          <w:rFonts w:ascii="Times New Roman" w:hAnsi="Times New Roman" w:cs="Times New Roman"/>
+          <w:sz w:val="22"/>
+        </w:rPr>
+        <w:t xml:space="preserve"> </w:t>
+      </w:r>
+      <w:r>
+        <w:rPr>
+          <w:rFonts w:ascii="Times New Roman" w:hAnsi="Times New Roman" w:cs="Times New Roman"/>
+          <w:sz w:val="22"/>
+        </w:rPr>
+        <w:t>2025</w:t>
+      </w:r>
+      <w:r>
+        <w:rPr>
+          <w:rFonts w:ascii="Times New Roman" w:hAnsi="Times New Roman" w:cs="Times New Roman"/>
+          <w:sz w:val="22"/>
+        </w:rPr>
+        <w:t xml:space="preserve"> Advanced Individual</w:t>
+      </w:r>
+    </w:p>
+    <w:p>
+      <w:pPr>
+        <w:pStyle w:val="ListParagraph"/>
+        <w:numPr>
+          <w:ilvl w:val="0"/>
+          <w:numId w:val="6"/>
+        </w:numPr>
+        <w:ind w:firstLineChars="0"/>
+        <w:rPr>
+          <w:rFonts w:ascii="Times New Roman" w:hAnsi="Times New Roman" w:cs="Times New Roman"/>
+          <w:sz w:val="22"/>
+        </w:rPr>
+      </w:pPr>
+      <w:r>
+        <w:rPr>
+          <w:rFonts w:ascii="Times New Roman" w:hAnsi="Times New Roman" w:cs="Times New Roman"/>
+          <w:sz w:val="22"/>
+        </w:rPr>
+        <w:t>2019-2021, 2023-2025, Tsinghua University Laboratory Innovation Fund</w:t>
+      </w:r>
+    </w:p>
+    <w:p>
+      <w:pPr>
+        <w:jc w:val="left"/>
+        <w:rPr>
+          <w:rFonts w:ascii="Times New Roman" w:hAnsi="Times New Roman" w:cs="Times New Roman"/>
+          <w:sz w:val="22"/>
+        </w:rPr>
+      </w:pPr>
+      <w:proofErr w:type="spellStart"/>
+      <w:r>
+        <w:rPr>
           <w:rFonts w:ascii="Times New Roman" w:hAnsi="Times New Roman" w:cs="Times New Roman" w:hint="eastAsia"/>
           <w:b/>
           <w:bCs/>
@@ -91,6 +307,7 @@
         </w:rPr>
         <w:t>Evolidea</w:t>
       </w:r>
+      <w:proofErr w:type="spellEnd"/>
       <w:r>
         <w:rPr>
           <w:rFonts w:ascii="Times New Roman" w:hAnsi="Times New Roman" w:cs="Times New Roman"/>
@@ -151,19 +368,19 @@
       <w:pPr>
         <w:jc w:val="left"/>
         <w:rPr>
-          <w:rFonts w:ascii="Times New Roman" w:hAnsi="Times New Roman" w:cs="Times New Roman"/>
-          <w:i/>
-          <w:iCs/>
-          <w:sz w:val="22"/>
-        </w:rPr>
-      </w:pPr>
-      <w:r>
-        <w:rPr>
           <w:rFonts w:ascii="Times New Roman" w:hAnsi="Times New Roman" w:cs="Times New Roman" w:hint="eastAsia"/>
           <w:i/>
           <w:iCs/>
           <w:sz w:val="22"/>
         </w:rPr>
+      </w:pPr>
+      <w:r>
+        <w:rPr>
+          <w:rFonts w:ascii="Times New Roman" w:hAnsi="Times New Roman" w:cs="Times New Roman" w:hint="eastAsia"/>
+          <w:i/>
+          <w:iCs/>
+          <w:sz w:val="22"/>
+        </w:rPr>
         <w:t>Funder</w:t>
       </w:r>
       <w:r>
@@ -173,7 +390,7 @@
           <w:iCs/>
           <w:sz w:val="22"/>
         </w:rPr>
-        <w:t xml:space="preserve"> &amp; Chairman                                                       Jan</w:t>
+        <w:t xml:space="preserve"> &amp; Chairman                                                    Jan</w:t>
       </w:r>
       <w:r>
         <w:rPr>
@@ -200,12 +417,39 @@
           <w:iCs/>
           <w:sz w:val="22"/>
         </w:rPr>
-        <w:t xml:space="preserve"> – Present</w:t>
+        <w:t xml:space="preserve"> – </w:t>
+      </w:r>
+      <w:r>
+        <w:rPr>
+          <w:rFonts w:ascii="Times New Roman" w:hAnsi="Times New Roman" w:cs="Times New Roman" w:hint="eastAsia"/>
+          <w:i/>
+          <w:iCs/>
+          <w:sz w:val="22"/>
+        </w:rPr>
+        <w:t>Jun</w:t>
+      </w:r>
+      <w:r>
+        <w:rPr>
+          <w:rFonts w:ascii="Times New Roman" w:hAnsi="Times New Roman" w:cs="Times New Roman"/>
+          <w:i/>
+          <w:iCs/>
+          <w:sz w:val="22"/>
+        </w:rPr>
+        <w:t>, 202</w:t>
+      </w:r>
+      <w:r>
+        <w:rPr>
+          <w:rFonts w:ascii="Times New Roman" w:hAnsi="Times New Roman" w:cs="Times New Roman" w:hint="eastAsia"/>
+          <w:i/>
+          <w:iCs/>
+          <w:sz w:val="22"/>
+        </w:rPr>
+        <w:t>6</w:t>
       </w:r>
     </w:p>
     <w:p>
       <w:pPr>
-        <w:pStyle w:val="a5"/>
+        <w:pStyle w:val="ListParagraph"/>
         <w:numPr>
           <w:ilvl w:val="0"/>
           <w:numId w:val="6"/>
@@ -229,159 +473,656 @@
     </w:p>
     <w:p>
       <w:pPr>
-        <w:jc w:val="left"/>
-        <w:rPr>
-          <w:rFonts w:ascii="Times New Roman" w:hAnsi="Times New Roman" w:cs="Times New Roman"/>
-          <w:sz w:val="22"/>
-        </w:rPr>
-      </w:pPr>
-      <w:r>
+        <w:rPr>
+          <w:rFonts w:ascii="Times New Roman" w:hAnsi="Times New Roman" w:cs="Times New Roman"/>
+          <w:sz w:val="22"/>
+        </w:rPr>
+      </w:pPr>
+    </w:p>
+    <w:p>
+      <w:pPr>
         <w:rPr>
           <w:rFonts w:ascii="Times New Roman" w:hAnsi="Times New Roman" w:cs="Times New Roman"/>
           <w:b/>
           <w:bCs/>
           <w:sz w:val="22"/>
         </w:rPr>
-        <w:t>School of Life Science, Tsinghua University</w:t>
-      </w:r>
-      <w:r>
-        <w:rPr>
-          <w:rFonts w:ascii="Times New Roman" w:hAnsi="Times New Roman" w:cs="Times New Roman"/>
-          <w:sz w:val="22"/>
-        </w:rPr>
-        <w:t xml:space="preserve">                             </w:t>
-      </w:r>
-      <w:r>
-        <w:rPr>
-          <w:rFonts w:ascii="Times New Roman" w:hAnsi="Times New Roman" w:cs="Times New Roman"/>
-          <w:sz w:val="22"/>
-        </w:rPr>
-        <w:t xml:space="preserve">  </w:t>
-      </w:r>
-      <w:r>
-        <w:rPr>
-          <w:rFonts w:ascii="Times New Roman" w:hAnsi="Times New Roman" w:cs="Times New Roman"/>
-          <w:sz w:val="22"/>
-        </w:rPr>
-        <w:t xml:space="preserve">        Beijing, China</w:t>
+      </w:pPr>
+      <w:r>
+        <w:rPr>
+          <w:rFonts w:ascii="Times New Roman" w:hAnsi="Times New Roman" w:cs="Times New Roman"/>
+          <w:b/>
+          <w:bCs/>
+          <w:sz w:val="22"/>
+          <w:u w:val="single"/>
+        </w:rPr>
+        <w:t>Education</w:t>
+      </w:r>
+      <w:r>
+        <w:rPr>
+          <w:rFonts w:ascii="Times New Roman" w:hAnsi="Times New Roman" w:cs="Times New Roman"/>
+          <w:b/>
+          <w:bCs/>
+          <w:sz w:val="22"/>
+          <w:u w:val="single"/>
+        </w:rPr>
+        <w:t xml:space="preserve">                                                                      </w:t>
+      </w:r>
+      <w:r>
+        <w:rPr>
+          <w:rFonts w:ascii="Times New Roman" w:hAnsi="Times New Roman" w:cs="Times New Roman"/>
+          <w:b/>
+          <w:bCs/>
+          <w:sz w:val="22"/>
+          <w:u w:val="single"/>
+        </w:rPr>
+        <w:t xml:space="preserve"> </w:t>
+      </w:r>
+      <w:r>
+        <w:rPr>
+          <w:rFonts w:ascii="Times New Roman" w:hAnsi="Times New Roman" w:cs="Times New Roman"/>
+          <w:b/>
+          <w:bCs/>
+          <w:sz w:val="22"/>
+          <w:u w:val="single"/>
+        </w:rPr>
+        <w:t xml:space="preserve">     </w:t>
+      </w:r>
+      <w:r>
+        <w:rPr>
+          <w:rFonts w:ascii="Times New Roman" w:hAnsi="Times New Roman" w:cs="Times New Roman"/>
+          <w:b/>
+          <w:bCs/>
+          <w:sz w:val="22"/>
+          <w:u w:val="single"/>
+        </w:rPr>
+        <w:t xml:space="preserve"> </w:t>
+      </w:r>
+      <w:r>
+        <w:rPr>
+          <w:rFonts w:ascii="Times New Roman" w:hAnsi="Times New Roman" w:cs="Times New Roman"/>
+          <w:b/>
+          <w:bCs/>
+          <w:sz w:val="22"/>
+          <w:u w:val="single"/>
+        </w:rPr>
+        <w:t xml:space="preserve">            </w:t>
       </w:r>
     </w:p>
     <w:p>
       <w:pPr>
-        <w:jc w:val="left"/>
-        <w:rPr>
-          <w:rFonts w:ascii="Times New Roman" w:hAnsi="Times New Roman" w:cs="Times New Roman"/>
-          <w:i/>
-          <w:iCs/>
-          <w:sz w:val="22"/>
-        </w:rPr>
-      </w:pPr>
-      <w:r>
-        <w:rPr>
-          <w:rFonts w:ascii="Times New Roman" w:hAnsi="Times New Roman" w:cs="Times New Roman"/>
-          <w:i/>
-          <w:iCs/>
-          <w:sz w:val="22"/>
-        </w:rPr>
-        <w:t xml:space="preserve">DevOps </w:t>
-      </w:r>
-      <w:r>
-        <w:rPr>
-          <w:rFonts w:ascii="Times New Roman" w:hAnsi="Times New Roman" w:cs="Times New Roman"/>
-          <w:i/>
-          <w:iCs/>
-          <w:sz w:val="22"/>
-        </w:rPr>
-        <w:t>Engineer</w:t>
-      </w:r>
-      <w:r>
-        <w:rPr>
-          <w:rFonts w:ascii="Times New Roman" w:hAnsi="Times New Roman" w:cs="Times New Roman"/>
-          <w:sz w:val="22"/>
-        </w:rPr>
-        <w:t xml:space="preserve">                                                      </w:t>
-      </w:r>
-      <w:r>
-        <w:rPr>
-          <w:rFonts w:ascii="Times New Roman" w:hAnsi="Times New Roman" w:cs="Times New Roman"/>
-          <w:sz w:val="22"/>
-        </w:rPr>
-        <w:t xml:space="preserve">   </w:t>
-      </w:r>
-      <w:r>
-        <w:rPr>
-          <w:rFonts w:ascii="Times New Roman" w:hAnsi="Times New Roman" w:cs="Times New Roman"/>
-          <w:i/>
-          <w:iCs/>
-          <w:sz w:val="22"/>
-        </w:rPr>
-        <w:t>Nov, 20</w:t>
-      </w:r>
-      <w:r>
-        <w:rPr>
-          <w:rFonts w:ascii="Times New Roman" w:hAnsi="Times New Roman" w:cs="Times New Roman"/>
-          <w:i/>
-          <w:iCs/>
-          <w:sz w:val="22"/>
-        </w:rPr>
-        <w:t>25</w:t>
-      </w:r>
-      <w:r>
-        <w:rPr>
-          <w:rFonts w:ascii="Times New Roman" w:hAnsi="Times New Roman" w:cs="Times New Roman"/>
-          <w:i/>
-          <w:iCs/>
-          <w:sz w:val="22"/>
-        </w:rPr>
-        <w:t xml:space="preserve"> – Present</w:t>
+        <w:rPr>
+          <w:rFonts w:ascii="Times New Roman" w:hAnsi="Times New Roman" w:cs="Times New Roman"/>
+          <w:sz w:val="22"/>
+        </w:rPr>
+      </w:pPr>
+      <w:r>
+        <w:rPr>
+          <w:rFonts w:ascii="Times New Roman" w:hAnsi="Times New Roman" w:cs="Times New Roman"/>
+          <w:b/>
+          <w:bCs/>
+          <w:sz w:val="22"/>
+        </w:rPr>
+        <w:t>Tulane University</w:t>
+      </w:r>
+      <w:r>
+        <w:rPr>
+          <w:rFonts w:ascii="Times New Roman" w:hAnsi="Times New Roman" w:cs="Times New Roman"/>
+          <w:b/>
+          <w:bCs/>
+          <w:sz w:val="22"/>
+        </w:rPr>
+        <w:t xml:space="preserve"> &amp; University of Chinese Academy of Social Sciences (UCASS)</w:t>
+      </w:r>
+      <w:r>
+        <w:rPr>
+          <w:rFonts w:ascii="Times New Roman" w:hAnsi="Times New Roman" w:cs="Times New Roman"/>
+          <w:sz w:val="22"/>
+        </w:rPr>
+        <w:t xml:space="preserve">     </w:t>
+      </w:r>
+      <w:r>
+        <w:rPr>
+          <w:rFonts w:ascii="Times New Roman" w:hAnsi="Times New Roman" w:cs="Times New Roman"/>
+          <w:sz w:val="22"/>
+        </w:rPr>
+        <w:t xml:space="preserve"> </w:t>
+      </w:r>
+      <w:r>
+        <w:rPr>
+          <w:rFonts w:ascii="Times New Roman" w:hAnsi="Times New Roman" w:cs="Times New Roman"/>
+          <w:sz w:val="22"/>
+        </w:rPr>
+        <w:t xml:space="preserve">  Beijing, China</w:t>
       </w:r>
     </w:p>
     <w:p>
       <w:pPr>
-        <w:jc w:val="left"/>
-        <w:rPr>
-          <w:rFonts w:ascii="Times New Roman" w:hAnsi="Times New Roman" w:cs="Times New Roman"/>
-          <w:sz w:val="22"/>
-        </w:rPr>
-      </w:pPr>
-      <w:r>
-        <w:rPr>
-          <w:rFonts w:ascii="Times New Roman" w:hAnsi="Times New Roman" w:cs="Times New Roman"/>
-          <w:i/>
-          <w:iCs/>
-          <w:sz w:val="22"/>
-        </w:rPr>
-        <w:t>Operations Engineer</w:t>
-      </w:r>
-      <w:r>
-        <w:rPr>
-          <w:rFonts w:ascii="Times New Roman" w:hAnsi="Times New Roman" w:cs="Times New Roman"/>
-          <w:sz w:val="22"/>
-        </w:rPr>
-        <w:t xml:space="preserve">                                                    </w:t>
-      </w:r>
-      <w:r>
-        <w:rPr>
-          <w:rFonts w:ascii="Times New Roman" w:hAnsi="Times New Roman" w:cs="Times New Roman"/>
-          <w:i/>
-          <w:iCs/>
-          <w:sz w:val="22"/>
-        </w:rPr>
-        <w:t xml:space="preserve">Nov, 2018 – </w:t>
-      </w:r>
-      <w:r>
-        <w:rPr>
-          <w:rFonts w:ascii="Times New Roman" w:hAnsi="Times New Roman" w:cs="Times New Roman"/>
-          <w:i/>
-          <w:iCs/>
-          <w:sz w:val="22"/>
-        </w:rPr>
-        <w:t>Nov, 2025</w:t>
+        <w:rPr>
+          <w:rFonts w:ascii="Times New Roman" w:hAnsi="Times New Roman" w:cs="Times New Roman"/>
+          <w:sz w:val="22"/>
+        </w:rPr>
+      </w:pPr>
+      <w:r>
+        <w:rPr>
+          <w:rFonts w:ascii="Times New Roman" w:hAnsi="Times New Roman" w:cs="Times New Roman"/>
+          <w:i/>
+          <w:iCs/>
+          <w:sz w:val="22"/>
+        </w:rPr>
+        <w:t>Master of Finance</w:t>
+      </w:r>
+      <w:r>
+        <w:rPr>
+          <w:rFonts w:ascii="Times New Roman" w:hAnsi="Times New Roman" w:cs="Times New Roman"/>
+          <w:i/>
+          <w:iCs/>
+          <w:sz w:val="22"/>
+        </w:rPr>
+        <w:t xml:space="preserve"> </w:t>
+      </w:r>
+      <w:r>
+        <w:rPr>
+          <w:rFonts w:ascii="Times New Roman" w:hAnsi="Times New Roman" w:cs="Times New Roman" w:hint="eastAsia"/>
+          <w:i/>
+          <w:iCs/>
+          <w:sz w:val="22"/>
+        </w:rPr>
+        <w:t>(</w:t>
+      </w:r>
+      <w:r>
+        <w:rPr>
+          <w:rFonts w:ascii="Times New Roman" w:hAnsi="Times New Roman" w:cs="Times New Roman"/>
+          <w:i/>
+          <w:iCs/>
+          <w:sz w:val="22"/>
+        </w:rPr>
+        <w:t xml:space="preserve">Awarded by Tulane </w:t>
+      </w:r>
+      <w:r>
+        <w:rPr>
+          <w:rFonts w:ascii="Times New Roman" w:hAnsi="Times New Roman" w:cs="Times New Roman"/>
+          <w:i/>
+          <w:iCs/>
+          <w:sz w:val="22"/>
+        </w:rPr>
+        <w:t>University</w:t>
+      </w:r>
+      <w:r>
+        <w:rPr>
+          <w:rFonts w:ascii="Times New Roman" w:hAnsi="Times New Roman" w:cs="Times New Roman"/>
+          <w:i/>
+          <w:iCs/>
+          <w:sz w:val="22"/>
+        </w:rPr>
+        <w:t>)</w:t>
+      </w:r>
+      <w:r>
+        <w:rPr>
+          <w:rFonts w:ascii="Times New Roman" w:hAnsi="Times New Roman" w:cs="Times New Roman"/>
+          <w:sz w:val="22"/>
+        </w:rPr>
+        <w:t xml:space="preserve"> </w:t>
+      </w:r>
+      <w:r>
+        <w:rPr>
+          <w:rFonts w:ascii="Times New Roman" w:hAnsi="Times New Roman" w:cs="Times New Roman"/>
+          <w:sz w:val="22"/>
+        </w:rPr>
+        <w:t xml:space="preserve">            </w:t>
+      </w:r>
+      <w:r>
+        <w:rPr>
+          <w:rFonts w:ascii="Times New Roman" w:hAnsi="Times New Roman" w:cs="Times New Roman"/>
+          <w:sz w:val="22"/>
+        </w:rPr>
+        <w:t xml:space="preserve">         </w:t>
+      </w:r>
+      <w:r>
+        <w:rPr>
+          <w:rFonts w:ascii="Times New Roman" w:hAnsi="Times New Roman" w:cs="Times New Roman"/>
+          <w:sz w:val="22"/>
+        </w:rPr>
+        <w:t xml:space="preserve">      </w:t>
+      </w:r>
+      <w:r>
+        <w:rPr>
+          <w:rFonts w:ascii="Times New Roman" w:hAnsi="Times New Roman" w:cs="Times New Roman"/>
+          <w:sz w:val="22"/>
+        </w:rPr>
+        <w:t xml:space="preserve"> </w:t>
+      </w:r>
+      <w:r>
+        <w:rPr>
+          <w:rFonts w:ascii="Times New Roman" w:hAnsi="Times New Roman" w:cs="Times New Roman"/>
+          <w:i/>
+          <w:iCs/>
+          <w:sz w:val="22"/>
+        </w:rPr>
+        <w:t xml:space="preserve">Oct, </w:t>
+      </w:r>
+      <w:r>
+        <w:rPr>
+          <w:rFonts w:ascii="Times New Roman" w:hAnsi="Times New Roman" w:cs="Times New Roman"/>
+          <w:i/>
+          <w:iCs/>
+          <w:sz w:val="22"/>
+        </w:rPr>
+        <w:t xml:space="preserve">2022 – </w:t>
+      </w:r>
+      <w:r>
+        <w:rPr>
+          <w:rFonts w:ascii="Times New Roman" w:hAnsi="Times New Roman" w:cs="Times New Roman"/>
+          <w:i/>
+          <w:iCs/>
+          <w:sz w:val="22"/>
+        </w:rPr>
+        <w:t>Ma</w:t>
+      </w:r>
+      <w:r>
+        <w:rPr>
+          <w:rFonts w:ascii="Times New Roman" w:hAnsi="Times New Roman" w:cs="Times New Roman" w:hint="eastAsia"/>
+          <w:i/>
+          <w:iCs/>
+          <w:sz w:val="22"/>
+        </w:rPr>
+        <w:t>y</w:t>
+      </w:r>
+      <w:r>
+        <w:rPr>
+          <w:rFonts w:ascii="Times New Roman" w:hAnsi="Times New Roman" w:cs="Times New Roman"/>
+          <w:i/>
+          <w:iCs/>
+          <w:sz w:val="22"/>
+        </w:rPr>
+        <w:t xml:space="preserve">, </w:t>
+      </w:r>
+      <w:r>
+        <w:rPr>
+          <w:rFonts w:ascii="Times New Roman" w:hAnsi="Times New Roman" w:cs="Times New Roman"/>
+          <w:i/>
+          <w:iCs/>
+          <w:sz w:val="22"/>
+        </w:rPr>
+        <w:t>2024</w:t>
       </w:r>
     </w:p>
     <w:p>
       <w:pPr>
-        <w:pStyle w:val="a5"/>
+        <w:pStyle w:val="ListParagraph"/>
+        <w:numPr>
+          <w:ilvl w:val="0"/>
+          <w:numId w:val="9"/>
+        </w:numPr>
+        <w:ind w:firstLineChars="0"/>
+        <w:rPr>
+          <w:rFonts w:ascii="Times New Roman" w:hAnsi="Times New Roman" w:cs="Times New Roman"/>
+          <w:sz w:val="22"/>
+        </w:rPr>
+      </w:pPr>
+      <w:r>
+        <w:rPr>
+          <w:rFonts w:ascii="Times New Roman" w:hAnsi="Times New Roman" w:cs="Times New Roman" w:hint="eastAsia"/>
+          <w:sz w:val="22"/>
+        </w:rPr>
+        <w:t xml:space="preserve">GPA </w:t>
+      </w:r>
+      <w:r>
+        <w:rPr>
+          <w:rFonts w:ascii="Times New Roman" w:hAnsi="Times New Roman" w:cs="Times New Roman"/>
+          <w:sz w:val="22"/>
+        </w:rPr>
+        <w:t>3.9/4 (Top 3)</w:t>
+      </w:r>
+    </w:p>
+    <w:p>
+      <w:pPr>
+        <w:pStyle w:val="ListParagraph"/>
+        <w:numPr>
+          <w:ilvl w:val="0"/>
+          <w:numId w:val="9"/>
+        </w:numPr>
+        <w:ind w:firstLineChars="0"/>
+        <w:rPr>
+          <w:rFonts w:ascii="Times New Roman" w:hAnsi="Times New Roman" w:cs="Times New Roman"/>
+          <w:sz w:val="22"/>
+        </w:rPr>
+      </w:pPr>
+      <w:r>
+        <w:rPr>
+          <w:rFonts w:ascii="Times New Roman" w:hAnsi="Times New Roman" w:cs="Times New Roman"/>
+          <w:sz w:val="22"/>
+        </w:rPr>
+        <w:t>Beta Gamma Sigma</w:t>
+      </w:r>
+      <w:r>
+        <w:rPr>
+          <w:rFonts w:ascii="Times New Roman" w:hAnsi="Times New Roman" w:cs="Times New Roman"/>
+          <w:sz w:val="22"/>
+        </w:rPr>
+        <w:t xml:space="preserve"> </w:t>
+      </w:r>
+      <w:r>
+        <w:rPr>
+          <w:rFonts w:ascii="Times New Roman" w:hAnsi="Times New Roman" w:cs="Times New Roman"/>
+          <w:sz w:val="22"/>
+        </w:rPr>
+        <w:t>M</w:t>
+      </w:r>
+      <w:r>
+        <w:rPr>
+          <w:rFonts w:ascii="Times New Roman" w:hAnsi="Times New Roman" w:cs="Times New Roman" w:hint="eastAsia"/>
+          <w:sz w:val="22"/>
+        </w:rPr>
+        <w:t>ember</w:t>
+      </w:r>
+    </w:p>
+    <w:p>
+      <w:pPr>
+        <w:rPr>
+          <w:rFonts w:ascii="Times New Roman" w:hAnsi="Times New Roman" w:cs="Times New Roman"/>
+          <w:sz w:val="22"/>
+        </w:rPr>
+      </w:pPr>
+      <w:r>
+        <w:rPr>
+          <w:rFonts w:ascii="Times New Roman" w:hAnsi="Times New Roman" w:cs="Times New Roman"/>
+          <w:b/>
+          <w:bCs/>
+          <w:sz w:val="22"/>
+        </w:rPr>
+        <w:t>Capital Normal University</w:t>
+      </w:r>
+      <w:r>
+        <w:rPr>
+          <w:rFonts w:ascii="Times New Roman" w:hAnsi="Times New Roman" w:cs="Times New Roman"/>
+          <w:sz w:val="22"/>
+        </w:rPr>
+        <w:t xml:space="preserve">                                                   </w:t>
+      </w:r>
+      <w:r>
+        <w:rPr>
+          <w:rFonts w:ascii="Times New Roman" w:hAnsi="Times New Roman" w:cs="Times New Roman"/>
+          <w:sz w:val="22"/>
+        </w:rPr>
+        <w:t xml:space="preserve"> </w:t>
+      </w:r>
+      <w:r>
+        <w:rPr>
+          <w:rFonts w:ascii="Times New Roman" w:hAnsi="Times New Roman" w:cs="Times New Roman"/>
+          <w:sz w:val="22"/>
+        </w:rPr>
+        <w:t xml:space="preserve"> Beijing, China</w:t>
+      </w:r>
+    </w:p>
+    <w:p>
+      <w:pPr>
+        <w:rPr>
+          <w:rFonts w:ascii="Times New Roman" w:hAnsi="Times New Roman" w:cs="Times New Roman"/>
+          <w:sz w:val="22"/>
+        </w:rPr>
+      </w:pPr>
+      <w:r>
+        <w:rPr>
+          <w:rFonts w:ascii="Times New Roman" w:hAnsi="Times New Roman" w:cs="Times New Roman"/>
+          <w:i/>
+          <w:iCs/>
+          <w:sz w:val="22"/>
+        </w:rPr>
+        <w:t>Master of Sciences, Cell Biology</w:t>
+      </w:r>
+      <w:r>
+        <w:rPr>
+          <w:rFonts w:ascii="Times New Roman" w:hAnsi="Times New Roman" w:cs="Times New Roman"/>
+          <w:sz w:val="22"/>
+        </w:rPr>
+        <w:t xml:space="preserve">                                            </w:t>
+      </w:r>
+      <w:r>
+        <w:rPr>
+          <w:rFonts w:ascii="Times New Roman" w:hAnsi="Times New Roman" w:cs="Times New Roman"/>
+          <w:i/>
+          <w:iCs/>
+          <w:sz w:val="22"/>
+        </w:rPr>
+        <w:t xml:space="preserve">Sep, </w:t>
+      </w:r>
+      <w:r>
+        <w:rPr>
+          <w:rFonts w:ascii="Times New Roman" w:hAnsi="Times New Roman" w:cs="Times New Roman"/>
+          <w:i/>
+          <w:iCs/>
+          <w:sz w:val="22"/>
+        </w:rPr>
+        <w:t xml:space="preserve">2014 – </w:t>
+      </w:r>
+      <w:r>
+        <w:rPr>
+          <w:rFonts w:ascii="Times New Roman" w:hAnsi="Times New Roman" w:cs="Times New Roman"/>
+          <w:i/>
+          <w:iCs/>
+          <w:sz w:val="22"/>
+        </w:rPr>
+        <w:t xml:space="preserve">Jun, </w:t>
+      </w:r>
+      <w:r>
+        <w:rPr>
+          <w:rFonts w:ascii="Times New Roman" w:hAnsi="Times New Roman" w:cs="Times New Roman"/>
+          <w:i/>
+          <w:iCs/>
+          <w:sz w:val="22"/>
+        </w:rPr>
+        <w:t>2017</w:t>
+      </w:r>
+    </w:p>
+    <w:p>
+      <w:pPr>
+        <w:pStyle w:val="ListParagraph"/>
+        <w:numPr>
+          <w:ilvl w:val="0"/>
+          <w:numId w:val="10"/>
+        </w:numPr>
+        <w:ind w:firstLineChars="0"/>
+        <w:rPr>
+          <w:rFonts w:ascii="Times New Roman" w:hAnsi="Times New Roman" w:cs="Times New Roman"/>
+          <w:sz w:val="22"/>
+        </w:rPr>
+      </w:pPr>
+      <w:r>
+        <w:rPr>
+          <w:rFonts w:ascii="Times New Roman" w:hAnsi="Times New Roman" w:cs="Times New Roman"/>
+          <w:sz w:val="22"/>
+        </w:rPr>
+        <w:t>First-class Graduate Scholarship</w:t>
+      </w:r>
+    </w:p>
+    <w:p>
+      <w:pPr>
+        <w:rPr>
+          <w:rFonts w:ascii="Times New Roman" w:hAnsi="Times New Roman" w:cs="Times New Roman"/>
+          <w:sz w:val="22"/>
+        </w:rPr>
+      </w:pPr>
+      <w:r>
+        <w:rPr>
+          <w:rFonts w:ascii="Times New Roman" w:hAnsi="Times New Roman" w:cs="Times New Roman"/>
+          <w:b/>
+          <w:bCs/>
+          <w:sz w:val="22"/>
+        </w:rPr>
+        <w:t>Capital Normal University</w:t>
+      </w:r>
+      <w:r>
+        <w:rPr>
+          <w:rFonts w:ascii="Times New Roman" w:hAnsi="Times New Roman" w:cs="Times New Roman"/>
+          <w:sz w:val="22"/>
+        </w:rPr>
+        <w:t xml:space="preserve">                                                     Beijing, China</w:t>
+      </w:r>
+    </w:p>
+    <w:p>
+      <w:pPr>
+        <w:rPr>
+          <w:rFonts w:ascii="Times New Roman" w:hAnsi="Times New Roman" w:cs="Times New Roman"/>
+          <w:sz w:val="22"/>
+        </w:rPr>
+      </w:pPr>
+      <w:r>
+        <w:rPr>
+          <w:rFonts w:ascii="Times New Roman" w:hAnsi="Times New Roman" w:cs="Times New Roman"/>
+          <w:i/>
+          <w:iCs/>
+          <w:sz w:val="22"/>
+        </w:rPr>
+        <w:t>Bachelor of Science, Biology</w:t>
+      </w:r>
+      <w:r>
+        <w:rPr>
+          <w:rFonts w:ascii="Times New Roman" w:hAnsi="Times New Roman" w:cs="Times New Roman"/>
+          <w:sz w:val="22"/>
+        </w:rPr>
+        <w:t xml:space="preserve">                                  </w:t>
+      </w:r>
+      <w:r>
+        <w:rPr>
+          <w:rFonts w:ascii="Times New Roman" w:hAnsi="Times New Roman" w:cs="Times New Roman"/>
+          <w:sz w:val="22"/>
+        </w:rPr>
+        <w:t xml:space="preserve"> </w:t>
+      </w:r>
+      <w:r>
+        <w:rPr>
+          <w:rFonts w:ascii="Times New Roman" w:hAnsi="Times New Roman" w:cs="Times New Roman"/>
+          <w:sz w:val="22"/>
+        </w:rPr>
+        <w:t xml:space="preserve">            </w:t>
+      </w:r>
+      <w:r>
+        <w:rPr>
+          <w:rFonts w:ascii="Times New Roman" w:hAnsi="Times New Roman" w:cs="Times New Roman"/>
+          <w:i/>
+          <w:iCs/>
+          <w:sz w:val="22"/>
+        </w:rPr>
+        <w:t xml:space="preserve">Sep, </w:t>
+      </w:r>
+      <w:r>
+        <w:rPr>
+          <w:rFonts w:ascii="Times New Roman" w:hAnsi="Times New Roman" w:cs="Times New Roman"/>
+          <w:i/>
+          <w:iCs/>
+          <w:sz w:val="22"/>
+        </w:rPr>
+        <w:t xml:space="preserve">2009 – </w:t>
+      </w:r>
+      <w:r>
+        <w:rPr>
+          <w:rFonts w:ascii="Times New Roman" w:hAnsi="Times New Roman" w:cs="Times New Roman"/>
+          <w:i/>
+          <w:iCs/>
+          <w:sz w:val="22"/>
+        </w:rPr>
+        <w:t xml:space="preserve">Jun, </w:t>
+      </w:r>
+      <w:r>
+        <w:rPr>
+          <w:rFonts w:ascii="Times New Roman" w:hAnsi="Times New Roman" w:cs="Times New Roman"/>
+          <w:i/>
+          <w:iCs/>
+          <w:sz w:val="22"/>
+        </w:rPr>
+        <w:t>2013</w:t>
+      </w:r>
+    </w:p>
+    <w:p>
+      <w:pPr>
+        <w:rPr>
+          <w:rFonts w:ascii="Times New Roman" w:hAnsi="Times New Roman" w:cs="Times New Roman"/>
+          <w:sz w:val="22"/>
+        </w:rPr>
+      </w:pPr>
+    </w:p>
+    <w:p>
+      <w:pPr>
+        <w:rPr>
+          <w:rFonts w:ascii="Times New Roman" w:hAnsi="Times New Roman" w:cs="Times New Roman"/>
+          <w:b/>
+          <w:bCs/>
+          <w:sz w:val="22"/>
+        </w:rPr>
+      </w:pPr>
+      <w:r>
+        <w:rPr>
+          <w:rFonts w:ascii="Times New Roman" w:hAnsi="Times New Roman" w:cs="Times New Roman"/>
+          <w:b/>
+          <w:bCs/>
+          <w:sz w:val="22"/>
+          <w:u w:val="single"/>
+        </w:rPr>
+        <w:t>Certifications</w:t>
+      </w:r>
+      <w:r>
+        <w:rPr>
+          <w:rFonts w:ascii="Times New Roman" w:hAnsi="Times New Roman" w:cs="Times New Roman"/>
+          <w:b/>
+          <w:bCs/>
+          <w:sz w:val="22"/>
+          <w:u w:val="single"/>
+        </w:rPr>
+        <w:t xml:space="preserve">                                                                            </w:t>
+      </w:r>
+    </w:p>
+    <w:p>
+      <w:pPr>
+        <w:rPr>
+          <w:rFonts w:ascii="Times New Roman" w:hAnsi="Times New Roman" w:cs="Times New Roman"/>
+          <w:b/>
+          <w:bCs/>
+          <w:sz w:val="22"/>
+        </w:rPr>
+      </w:pPr>
+      <w:r>
+        <w:rPr>
+          <w:rFonts w:ascii="Times New Roman" w:hAnsi="Times New Roman" w:cs="Times New Roman"/>
+          <w:b/>
+          <w:bCs/>
+          <w:sz w:val="22"/>
+        </w:rPr>
+        <w:t>CFA®</w:t>
+      </w:r>
+      <w:r>
+        <w:rPr>
+          <w:rFonts w:ascii="Times New Roman" w:hAnsi="Times New Roman" w:cs="Times New Roman"/>
+          <w:b/>
+          <w:bCs/>
+          <w:sz w:val="22"/>
+        </w:rPr>
+        <w:t xml:space="preserve"> </w:t>
+      </w:r>
+      <w:proofErr w:type="spellStart"/>
+      <w:r>
+        <w:rPr>
+          <w:rFonts w:ascii="Times New Roman" w:hAnsi="Times New Roman" w:cs="Times New Roman"/>
+          <w:b/>
+          <w:bCs/>
+          <w:sz w:val="22"/>
+        </w:rPr>
+        <w:t>Charterholder</w:t>
+      </w:r>
+      <w:proofErr w:type="spellEnd"/>
+      <w:r>
+        <w:rPr>
+          <w:rFonts w:ascii="Times New Roman" w:hAnsi="Times New Roman" w:cs="Times New Roman"/>
+          <w:b/>
+          <w:bCs/>
+          <w:sz w:val="22"/>
+        </w:rPr>
+        <w:t>, CFA Institute</w:t>
+      </w:r>
+    </w:p>
+    <w:p>
+      <w:pPr>
+        <w:pStyle w:val="ListParagraph"/>
         <w:numPr>
           <w:ilvl w:val="0"/>
           <w:numId w:val="6"/>
@@ -389,795 +1130,103 @@
         <w:ind w:firstLineChars="0"/>
         <w:rPr>
           <w:rFonts w:ascii="Times New Roman" w:hAnsi="Times New Roman" w:cs="Times New Roman"/>
-          <w:sz w:val="22"/>
-        </w:rPr>
-      </w:pPr>
-      <w:r>
-        <w:rPr>
-          <w:rFonts w:ascii="Times New Roman" w:hAnsi="Times New Roman" w:cs="Times New Roman"/>
-          <w:sz w:val="22"/>
-        </w:rPr>
-        <w:t>2023,</w:t>
-      </w:r>
-      <w:r>
-        <w:rPr>
-          <w:rFonts w:ascii="Times New Roman" w:hAnsi="Times New Roman" w:cs="Times New Roman"/>
-          <w:sz w:val="22"/>
-        </w:rPr>
-        <w:t xml:space="preserve"> </w:t>
-      </w:r>
-      <w:r>
-        <w:rPr>
-          <w:rFonts w:ascii="Times New Roman" w:hAnsi="Times New Roman" w:cs="Times New Roman"/>
-          <w:sz w:val="22"/>
-        </w:rPr>
-        <w:t>2025</w:t>
-      </w:r>
-      <w:r>
-        <w:rPr>
-          <w:rFonts w:ascii="Times New Roman" w:hAnsi="Times New Roman" w:cs="Times New Roman"/>
-          <w:sz w:val="22"/>
-        </w:rPr>
-        <w:t xml:space="preserve"> Advanced Individual</w:t>
+          <w:i/>
+          <w:iCs/>
+          <w:sz w:val="22"/>
+        </w:rPr>
+      </w:pPr>
+      <w:r>
+        <w:rPr>
+          <w:rFonts w:ascii="Times New Roman" w:hAnsi="Times New Roman" w:cs="Times New Roman"/>
+          <w:i/>
+          <w:iCs/>
+          <w:sz w:val="22"/>
+        </w:rPr>
+        <w:t xml:space="preserve">Awarded: </w:t>
+      </w:r>
+      <w:r>
+        <w:rPr>
+          <w:rFonts w:ascii="Times New Roman" w:hAnsi="Times New Roman" w:cs="Times New Roman" w:hint="eastAsia"/>
+          <w:i/>
+          <w:iCs/>
+          <w:sz w:val="22"/>
+        </w:rPr>
+        <w:t>Nov</w:t>
+      </w:r>
+      <w:r>
+        <w:rPr>
+          <w:rFonts w:ascii="Times New Roman" w:hAnsi="Times New Roman" w:cs="Times New Roman"/>
+          <w:i/>
+          <w:iCs/>
+          <w:sz w:val="22"/>
+        </w:rPr>
+        <w:t>, 2025</w:t>
       </w:r>
     </w:p>
     <w:p>
       <w:pPr>
-        <w:pStyle w:val="a5"/>
-        <w:numPr>
-          <w:ilvl w:val="0"/>
-          <w:numId w:val="6"/>
-        </w:numPr>
-        <w:ind w:firstLineChars="0"/>
-        <w:rPr>
-          <w:rFonts w:ascii="Times New Roman" w:hAnsi="Times New Roman" w:cs="Times New Roman"/>
-          <w:sz w:val="22"/>
-        </w:rPr>
-      </w:pPr>
-      <w:r>
-        <w:rPr>
-          <w:rFonts w:ascii="Times New Roman" w:hAnsi="Times New Roman" w:cs="Times New Roman"/>
-          <w:sz w:val="22"/>
-        </w:rPr>
-        <w:t>2019-2021, 2023-2025, Tsinghua University Laboratory Innovation Fund</w:t>
-      </w:r>
+        <w:rPr>
+          <w:rFonts w:ascii="Times New Roman" w:hAnsi="Times New Roman" w:cs="Times New Roman"/>
+          <w:b/>
+          <w:bCs/>
+          <w:sz w:val="22"/>
+          <w:u w:val="single"/>
+        </w:rPr>
+      </w:pPr>
     </w:p>
     <w:p>
       <w:pPr>
         <w:rPr>
           <w:rFonts w:ascii="Times New Roman" w:hAnsi="Times New Roman" w:cs="Times New Roman"/>
-          <w:sz w:val="22"/>
-        </w:rPr>
-      </w:pPr>
+          <w:b/>
+          <w:bCs/>
+          <w:sz w:val="22"/>
+        </w:rPr>
+      </w:pPr>
+      <w:r>
+        <w:rPr>
+          <w:rFonts w:ascii="Times New Roman" w:hAnsi="Times New Roman" w:cs="Times New Roman"/>
+          <w:b/>
+          <w:bCs/>
+          <w:sz w:val="22"/>
+          <w:u w:val="single"/>
+        </w:rPr>
+        <w:t>Publications and Patents</w:t>
+      </w:r>
+      <w:r>
+        <w:rPr>
+          <w:rFonts w:ascii="Times New Roman" w:hAnsi="Times New Roman" w:cs="Times New Roman"/>
+          <w:b/>
+          <w:bCs/>
+          <w:sz w:val="22"/>
+          <w:u w:val="single"/>
+        </w:rPr>
+        <w:t xml:space="preserve">                                                </w:t>
+      </w:r>
+      <w:r>
+        <w:rPr>
+          <w:rFonts w:ascii="Times New Roman" w:hAnsi="Times New Roman" w:cs="Times New Roman"/>
+          <w:b/>
+          <w:bCs/>
+          <w:sz w:val="22"/>
+          <w:u w:val="single"/>
+        </w:rPr>
+        <w:t xml:space="preserve">  </w:t>
+      </w:r>
+      <w:r>
+        <w:rPr>
+          <w:rFonts w:ascii="Times New Roman" w:hAnsi="Times New Roman" w:cs="Times New Roman"/>
+          <w:b/>
+          <w:bCs/>
+          <w:sz w:val="22"/>
+          <w:u w:val="single"/>
+        </w:rPr>
+        <w:t xml:space="preserve">                          </w:t>
+      </w:r>
     </w:p>
     <w:p>
       <w:pPr>
-        <w:rPr>
-          <w:rFonts w:ascii="Times New Roman" w:hAnsi="Times New Roman" w:cs="Times New Roman"/>
-          <w:b/>
-          <w:bCs/>
-          <w:sz w:val="22"/>
-        </w:rPr>
-      </w:pPr>
-      <w:r>
-        <w:rPr>
-          <w:rFonts w:ascii="Times New Roman" w:hAnsi="Times New Roman" w:cs="Times New Roman"/>
-          <w:b/>
-          <w:bCs/>
-          <w:sz w:val="22"/>
-          <w:u w:val="single"/>
-        </w:rPr>
-        <w:t>Education</w:t>
-      </w:r>
-      <w:r>
-        <w:rPr>
-          <w:rFonts w:ascii="Times New Roman" w:hAnsi="Times New Roman" w:cs="Times New Roman"/>
-          <w:b/>
-          <w:bCs/>
-          <w:sz w:val="22"/>
-          <w:u w:val="single"/>
-        </w:rPr>
-        <w:t xml:space="preserve">                                                                      </w:t>
-      </w:r>
-      <w:r>
-        <w:rPr>
-          <w:rFonts w:ascii="Times New Roman" w:hAnsi="Times New Roman" w:cs="Times New Roman"/>
-          <w:b/>
-          <w:bCs/>
-          <w:sz w:val="22"/>
-          <w:u w:val="single"/>
-        </w:rPr>
-        <w:t xml:space="preserve"> </w:t>
-      </w:r>
-      <w:r>
-        <w:rPr>
-          <w:rFonts w:ascii="Times New Roman" w:hAnsi="Times New Roman" w:cs="Times New Roman"/>
-          <w:b/>
-          <w:bCs/>
-          <w:sz w:val="22"/>
-          <w:u w:val="single"/>
-        </w:rPr>
-        <w:t xml:space="preserve">     </w:t>
-      </w:r>
-      <w:r>
-        <w:rPr>
-          <w:rFonts w:ascii="Times New Roman" w:hAnsi="Times New Roman" w:cs="Times New Roman"/>
-          <w:b/>
-          <w:bCs/>
-          <w:sz w:val="22"/>
-          <w:u w:val="single"/>
-        </w:rPr>
-        <w:t xml:space="preserve"> </w:t>
-      </w:r>
-      <w:r>
-        <w:rPr>
-          <w:rFonts w:ascii="Times New Roman" w:hAnsi="Times New Roman" w:cs="Times New Roman"/>
-          <w:b/>
-          <w:bCs/>
-          <w:sz w:val="22"/>
-          <w:u w:val="single"/>
-        </w:rPr>
-        <w:t xml:space="preserve">            </w:t>
-      </w:r>
-    </w:p>
-    <w:p>
-      <w:pPr>
-        <w:rPr>
-          <w:rFonts w:ascii="Times New Roman" w:hAnsi="Times New Roman" w:cs="Times New Roman"/>
-          <w:sz w:val="22"/>
-        </w:rPr>
-      </w:pPr>
-      <w:r>
-        <w:rPr>
-          <w:rFonts w:ascii="Times New Roman" w:hAnsi="Times New Roman" w:cs="Times New Roman"/>
-          <w:b/>
-          <w:bCs/>
-          <w:sz w:val="22"/>
-        </w:rPr>
-        <w:t>Tulane University</w:t>
-      </w:r>
-      <w:r>
-        <w:rPr>
-          <w:rFonts w:ascii="Times New Roman" w:hAnsi="Times New Roman" w:cs="Times New Roman"/>
-          <w:b/>
-          <w:bCs/>
-          <w:sz w:val="22"/>
-        </w:rPr>
-        <w:t xml:space="preserve"> &amp; University of Chinese Academy of Social Sciences (UCASS)</w:t>
-      </w:r>
-      <w:r>
-        <w:rPr>
-          <w:rFonts w:ascii="Times New Roman" w:hAnsi="Times New Roman" w:cs="Times New Roman"/>
-          <w:sz w:val="22"/>
-        </w:rPr>
-        <w:t xml:space="preserve">     </w:t>
-      </w:r>
-      <w:r>
-        <w:rPr>
-          <w:rFonts w:ascii="Times New Roman" w:hAnsi="Times New Roman" w:cs="Times New Roman"/>
-          <w:sz w:val="22"/>
-        </w:rPr>
-        <w:t xml:space="preserve"> </w:t>
-      </w:r>
-      <w:r>
-        <w:rPr>
-          <w:rFonts w:ascii="Times New Roman" w:hAnsi="Times New Roman" w:cs="Times New Roman"/>
-          <w:sz w:val="22"/>
-        </w:rPr>
-        <w:t xml:space="preserve">  Beijing, China</w:t>
-      </w:r>
-    </w:p>
-    <w:p>
-      <w:pPr>
-        <w:rPr>
-          <w:rFonts w:ascii="Times New Roman" w:hAnsi="Times New Roman" w:cs="Times New Roman"/>
-          <w:sz w:val="22"/>
-        </w:rPr>
-      </w:pPr>
-      <w:r>
-        <w:rPr>
-          <w:rFonts w:ascii="Times New Roman" w:hAnsi="Times New Roman" w:cs="Times New Roman"/>
-          <w:i/>
-          <w:iCs/>
-          <w:sz w:val="22"/>
-        </w:rPr>
-        <w:t>Master of Finance</w:t>
-      </w:r>
-      <w:r>
-        <w:rPr>
-          <w:rFonts w:ascii="Times New Roman" w:hAnsi="Times New Roman" w:cs="Times New Roman"/>
-          <w:i/>
-          <w:iCs/>
-          <w:sz w:val="22"/>
-        </w:rPr>
-        <w:t xml:space="preserve"> </w:t>
-      </w:r>
-      <w:r>
-        <w:rPr>
-          <w:rFonts w:ascii="Times New Roman" w:hAnsi="Times New Roman" w:cs="Times New Roman" w:hint="eastAsia"/>
-          <w:i/>
-          <w:iCs/>
-          <w:sz w:val="22"/>
-        </w:rPr>
-        <w:t>(</w:t>
-      </w:r>
-      <w:r>
-        <w:rPr>
-          <w:rFonts w:ascii="Times New Roman" w:hAnsi="Times New Roman" w:cs="Times New Roman"/>
-          <w:i/>
-          <w:iCs/>
-          <w:sz w:val="22"/>
-        </w:rPr>
-        <w:t xml:space="preserve">Awarded by Tulane </w:t>
-      </w:r>
-      <w:r>
-        <w:rPr>
-          <w:rFonts w:ascii="Times New Roman" w:hAnsi="Times New Roman" w:cs="Times New Roman"/>
-          <w:i/>
-          <w:iCs/>
-          <w:sz w:val="22"/>
-        </w:rPr>
-        <w:t>University</w:t>
-      </w:r>
-      <w:r>
-        <w:rPr>
-          <w:rFonts w:ascii="Times New Roman" w:hAnsi="Times New Roman" w:cs="Times New Roman"/>
-          <w:i/>
-          <w:iCs/>
-          <w:sz w:val="22"/>
-        </w:rPr>
-        <w:t>)</w:t>
-      </w:r>
-      <w:r>
-        <w:rPr>
-          <w:rFonts w:ascii="Times New Roman" w:hAnsi="Times New Roman" w:cs="Times New Roman"/>
-          <w:sz w:val="22"/>
-        </w:rPr>
-        <w:t xml:space="preserve"> </w:t>
-      </w:r>
-      <w:r>
-        <w:rPr>
-          <w:rFonts w:ascii="Times New Roman" w:hAnsi="Times New Roman" w:cs="Times New Roman"/>
-          <w:sz w:val="22"/>
-        </w:rPr>
-        <w:t xml:space="preserve">            </w:t>
-      </w:r>
-      <w:r>
-        <w:rPr>
-          <w:rFonts w:ascii="Times New Roman" w:hAnsi="Times New Roman" w:cs="Times New Roman"/>
-          <w:sz w:val="22"/>
-        </w:rPr>
-        <w:t xml:space="preserve">         </w:t>
-      </w:r>
-      <w:r>
-        <w:rPr>
-          <w:rFonts w:ascii="Times New Roman" w:hAnsi="Times New Roman" w:cs="Times New Roman"/>
-          <w:sz w:val="22"/>
-        </w:rPr>
-        <w:t xml:space="preserve">      </w:t>
-      </w:r>
-      <w:r>
-        <w:rPr>
-          <w:rFonts w:ascii="Times New Roman" w:hAnsi="Times New Roman" w:cs="Times New Roman"/>
-          <w:sz w:val="22"/>
-        </w:rPr>
-        <w:t xml:space="preserve"> </w:t>
-      </w:r>
-      <w:r>
-        <w:rPr>
-          <w:rFonts w:ascii="Times New Roman" w:hAnsi="Times New Roman" w:cs="Times New Roman"/>
-          <w:i/>
-          <w:iCs/>
-          <w:sz w:val="22"/>
-        </w:rPr>
-        <w:t xml:space="preserve">Oct, </w:t>
-      </w:r>
-      <w:r>
-        <w:rPr>
-          <w:rFonts w:ascii="Times New Roman" w:hAnsi="Times New Roman" w:cs="Times New Roman"/>
-          <w:i/>
-          <w:iCs/>
-          <w:sz w:val="22"/>
-        </w:rPr>
-        <w:t xml:space="preserve">2022 – </w:t>
-      </w:r>
-      <w:r>
-        <w:rPr>
-          <w:rFonts w:ascii="Times New Roman" w:hAnsi="Times New Roman" w:cs="Times New Roman"/>
-          <w:i/>
-          <w:iCs/>
-          <w:sz w:val="22"/>
-        </w:rPr>
-        <w:t>Ma</w:t>
-      </w:r>
-      <w:r>
-        <w:rPr>
-          <w:rFonts w:ascii="Times New Roman" w:hAnsi="Times New Roman" w:cs="Times New Roman" w:hint="eastAsia"/>
-          <w:i/>
-          <w:iCs/>
-          <w:sz w:val="22"/>
-        </w:rPr>
-        <w:t>y</w:t>
-      </w:r>
-      <w:r>
-        <w:rPr>
-          <w:rFonts w:ascii="Times New Roman" w:hAnsi="Times New Roman" w:cs="Times New Roman"/>
-          <w:i/>
-          <w:iCs/>
-          <w:sz w:val="22"/>
-        </w:rPr>
-        <w:t xml:space="preserve">, </w:t>
-      </w:r>
-      <w:r>
-        <w:rPr>
-          <w:rFonts w:ascii="Times New Roman" w:hAnsi="Times New Roman" w:cs="Times New Roman"/>
-          <w:i/>
-          <w:iCs/>
-          <w:sz w:val="22"/>
-        </w:rPr>
-        <w:t>2024</w:t>
-      </w:r>
-    </w:p>
-    <w:p>
-      <w:pPr>
-        <w:pStyle w:val="a5"/>
-        <w:numPr>
-          <w:ilvl w:val="0"/>
-          <w:numId w:val="9"/>
-        </w:numPr>
-        <w:ind w:firstLineChars="0"/>
-        <w:rPr>
-          <w:rFonts w:ascii="Times New Roman" w:hAnsi="Times New Roman" w:cs="Times New Roman"/>
-          <w:sz w:val="22"/>
-        </w:rPr>
-      </w:pPr>
-      <w:r>
-        <w:rPr>
-          <w:rFonts w:ascii="Times New Roman" w:hAnsi="Times New Roman" w:cs="Times New Roman" w:hint="eastAsia"/>
-          <w:sz w:val="22"/>
-        </w:rPr>
-        <w:t xml:space="preserve">GPA </w:t>
-      </w:r>
-      <w:r>
-        <w:rPr>
-          <w:rFonts w:ascii="Times New Roman" w:hAnsi="Times New Roman" w:cs="Times New Roman"/>
-          <w:sz w:val="22"/>
-        </w:rPr>
-        <w:t>3.9/4 (Top 3)</w:t>
-      </w:r>
-    </w:p>
-    <w:p>
-      <w:pPr>
-        <w:pStyle w:val="a5"/>
-        <w:numPr>
-          <w:ilvl w:val="0"/>
-          <w:numId w:val="9"/>
-        </w:numPr>
-        <w:ind w:firstLineChars="0"/>
-        <w:rPr>
-          <w:rFonts w:ascii="Times New Roman" w:hAnsi="Times New Roman" w:cs="Times New Roman"/>
-          <w:sz w:val="22"/>
-        </w:rPr>
-      </w:pPr>
-      <w:r>
-        <w:rPr>
-          <w:rFonts w:ascii="Times New Roman" w:hAnsi="Times New Roman" w:cs="Times New Roman"/>
-          <w:sz w:val="22"/>
-        </w:rPr>
-        <w:t>Beta Gamma Sigma</w:t>
-      </w:r>
-      <w:r>
-        <w:rPr>
-          <w:rFonts w:ascii="Times New Roman" w:hAnsi="Times New Roman" w:cs="Times New Roman"/>
-          <w:sz w:val="22"/>
-        </w:rPr>
-        <w:t xml:space="preserve"> </w:t>
-      </w:r>
-      <w:r>
-        <w:rPr>
-          <w:rFonts w:ascii="Times New Roman" w:hAnsi="Times New Roman" w:cs="Times New Roman"/>
-          <w:sz w:val="22"/>
-        </w:rPr>
-        <w:t>M</w:t>
-      </w:r>
-      <w:r>
-        <w:rPr>
-          <w:rFonts w:ascii="Times New Roman" w:hAnsi="Times New Roman" w:cs="Times New Roman" w:hint="eastAsia"/>
-          <w:sz w:val="22"/>
-        </w:rPr>
-        <w:t>ember</w:t>
-      </w:r>
-    </w:p>
-    <w:p>
-      <w:pPr>
-        <w:rPr>
-          <w:rFonts w:ascii="Times New Roman" w:hAnsi="Times New Roman" w:cs="Times New Roman"/>
-          <w:sz w:val="22"/>
-        </w:rPr>
-      </w:pPr>
-      <w:r>
-        <w:rPr>
-          <w:rFonts w:ascii="Times New Roman" w:hAnsi="Times New Roman" w:cs="Times New Roman"/>
-          <w:b/>
-          <w:bCs/>
-          <w:sz w:val="22"/>
-        </w:rPr>
-        <w:t>Capital Normal University</w:t>
-      </w:r>
-      <w:r>
-        <w:rPr>
-          <w:rFonts w:ascii="Times New Roman" w:hAnsi="Times New Roman" w:cs="Times New Roman"/>
-          <w:sz w:val="22"/>
-        </w:rPr>
-        <w:t xml:space="preserve">                                                   </w:t>
-      </w:r>
-      <w:r>
-        <w:rPr>
-          <w:rFonts w:ascii="Times New Roman" w:hAnsi="Times New Roman" w:cs="Times New Roman"/>
-          <w:sz w:val="22"/>
-        </w:rPr>
-        <w:t xml:space="preserve"> </w:t>
-      </w:r>
-      <w:r>
-        <w:rPr>
-          <w:rFonts w:ascii="Times New Roman" w:hAnsi="Times New Roman" w:cs="Times New Roman"/>
-          <w:sz w:val="22"/>
-        </w:rPr>
-        <w:t xml:space="preserve"> Beijing, China</w:t>
-      </w:r>
-    </w:p>
-    <w:p>
-      <w:pPr>
-        <w:rPr>
-          <w:rFonts w:ascii="Times New Roman" w:hAnsi="Times New Roman" w:cs="Times New Roman"/>
-          <w:sz w:val="22"/>
-        </w:rPr>
-      </w:pPr>
-      <w:r>
-        <w:rPr>
-          <w:rFonts w:ascii="Times New Roman" w:hAnsi="Times New Roman" w:cs="Times New Roman"/>
-          <w:i/>
-          <w:iCs/>
-          <w:sz w:val="22"/>
-        </w:rPr>
-        <w:t>Master of Sciences, Cell Biology</w:t>
-      </w:r>
-      <w:r>
-        <w:rPr>
-          <w:rFonts w:ascii="Times New Roman" w:hAnsi="Times New Roman" w:cs="Times New Roman"/>
-          <w:sz w:val="22"/>
-        </w:rPr>
-        <w:t xml:space="preserve">                                            </w:t>
-      </w:r>
-      <w:r>
-        <w:rPr>
-          <w:rFonts w:ascii="Times New Roman" w:hAnsi="Times New Roman" w:cs="Times New Roman"/>
-          <w:i/>
-          <w:iCs/>
-          <w:sz w:val="22"/>
-        </w:rPr>
-        <w:t xml:space="preserve">Sep, </w:t>
-      </w:r>
-      <w:r>
-        <w:rPr>
-          <w:rFonts w:ascii="Times New Roman" w:hAnsi="Times New Roman" w:cs="Times New Roman"/>
-          <w:i/>
-          <w:iCs/>
-          <w:sz w:val="22"/>
-        </w:rPr>
-        <w:t xml:space="preserve">2014 – </w:t>
-      </w:r>
-      <w:r>
-        <w:rPr>
-          <w:rFonts w:ascii="Times New Roman" w:hAnsi="Times New Roman" w:cs="Times New Roman"/>
-          <w:i/>
-          <w:iCs/>
-          <w:sz w:val="22"/>
-        </w:rPr>
-        <w:t xml:space="preserve">Jun, </w:t>
-      </w:r>
-      <w:r>
-        <w:rPr>
-          <w:rFonts w:ascii="Times New Roman" w:hAnsi="Times New Roman" w:cs="Times New Roman"/>
-          <w:i/>
-          <w:iCs/>
-          <w:sz w:val="22"/>
-        </w:rPr>
-        <w:t>2017</w:t>
-      </w:r>
-    </w:p>
-    <w:p>
-      <w:pPr>
-        <w:pStyle w:val="a5"/>
-        <w:numPr>
-          <w:ilvl w:val="0"/>
-          <w:numId w:val="10"/>
-        </w:numPr>
-        <w:ind w:firstLineChars="0"/>
-        <w:rPr>
-          <w:rFonts w:ascii="Times New Roman" w:hAnsi="Times New Roman" w:cs="Times New Roman"/>
-          <w:sz w:val="22"/>
-        </w:rPr>
-      </w:pPr>
-      <w:r>
-        <w:rPr>
-          <w:rFonts w:ascii="Times New Roman" w:hAnsi="Times New Roman" w:cs="Times New Roman"/>
-          <w:sz w:val="22"/>
-        </w:rPr>
-        <w:t>First-class Graduate Scholarship</w:t>
-      </w:r>
-    </w:p>
-    <w:p>
-      <w:pPr>
-        <w:rPr>
-          <w:rFonts w:ascii="Times New Roman" w:hAnsi="Times New Roman" w:cs="Times New Roman"/>
-          <w:sz w:val="22"/>
-        </w:rPr>
-      </w:pPr>
-      <w:r>
-        <w:rPr>
-          <w:rFonts w:ascii="Times New Roman" w:hAnsi="Times New Roman" w:cs="Times New Roman"/>
-          <w:b/>
-          <w:bCs/>
-          <w:sz w:val="22"/>
-        </w:rPr>
-        <w:t>Capital Normal University</w:t>
-      </w:r>
-      <w:r>
-        <w:rPr>
-          <w:rFonts w:ascii="Times New Roman" w:hAnsi="Times New Roman" w:cs="Times New Roman"/>
-          <w:sz w:val="22"/>
-        </w:rPr>
-        <w:t xml:space="preserve">                                                     Beijing, China</w:t>
-      </w:r>
-    </w:p>
-    <w:p>
-      <w:pPr>
-        <w:rPr>
-          <w:rFonts w:ascii="Times New Roman" w:hAnsi="Times New Roman" w:cs="Times New Roman"/>
-          <w:sz w:val="22"/>
-        </w:rPr>
-      </w:pPr>
-      <w:r>
-        <w:rPr>
-          <w:rFonts w:ascii="Times New Roman" w:hAnsi="Times New Roman" w:cs="Times New Roman"/>
-          <w:i/>
-          <w:iCs/>
-          <w:sz w:val="22"/>
-        </w:rPr>
-        <w:t>Bachelor of Science, Biology</w:t>
-      </w:r>
-      <w:r>
-        <w:rPr>
-          <w:rFonts w:ascii="Times New Roman" w:hAnsi="Times New Roman" w:cs="Times New Roman"/>
-          <w:sz w:val="22"/>
-        </w:rPr>
-        <w:t xml:space="preserve">                                  </w:t>
-      </w:r>
-      <w:r>
-        <w:rPr>
-          <w:rFonts w:ascii="Times New Roman" w:hAnsi="Times New Roman" w:cs="Times New Roman"/>
-          <w:sz w:val="22"/>
-        </w:rPr>
-        <w:t xml:space="preserve"> </w:t>
-      </w:r>
-      <w:r>
-        <w:rPr>
-          <w:rFonts w:ascii="Times New Roman" w:hAnsi="Times New Roman" w:cs="Times New Roman"/>
-          <w:sz w:val="22"/>
-        </w:rPr>
-        <w:t xml:space="preserve">            </w:t>
-      </w:r>
-      <w:r>
-        <w:rPr>
-          <w:rFonts w:ascii="Times New Roman" w:hAnsi="Times New Roman" w:cs="Times New Roman"/>
-          <w:i/>
-          <w:iCs/>
-          <w:sz w:val="22"/>
-        </w:rPr>
-        <w:t xml:space="preserve">Sep, </w:t>
-      </w:r>
-      <w:r>
-        <w:rPr>
-          <w:rFonts w:ascii="Times New Roman" w:hAnsi="Times New Roman" w:cs="Times New Roman"/>
-          <w:i/>
-          <w:iCs/>
-          <w:sz w:val="22"/>
-        </w:rPr>
-        <w:t xml:space="preserve">2009 – </w:t>
-      </w:r>
-      <w:r>
-        <w:rPr>
-          <w:rFonts w:ascii="Times New Roman" w:hAnsi="Times New Roman" w:cs="Times New Roman"/>
-          <w:i/>
-          <w:iCs/>
-          <w:sz w:val="22"/>
-        </w:rPr>
-        <w:t xml:space="preserve">Jun, </w:t>
-      </w:r>
-      <w:r>
-        <w:rPr>
-          <w:rFonts w:ascii="Times New Roman" w:hAnsi="Times New Roman" w:cs="Times New Roman"/>
-          <w:i/>
-          <w:iCs/>
-          <w:sz w:val="22"/>
-        </w:rPr>
-        <w:t>2013</w:t>
-      </w:r>
-    </w:p>
-    <w:p>
-      <w:pPr>
-        <w:rPr>
-          <w:rFonts w:ascii="Times New Roman" w:hAnsi="Times New Roman" w:cs="Times New Roman"/>
-          <w:sz w:val="22"/>
-        </w:rPr>
-      </w:pPr>
-    </w:p>
-    <w:p>
-      <w:pPr>
-        <w:rPr>
-          <w:rFonts w:ascii="Times New Roman" w:hAnsi="Times New Roman" w:cs="Times New Roman"/>
-          <w:b/>
-          <w:bCs/>
-          <w:sz w:val="22"/>
-        </w:rPr>
-      </w:pPr>
-      <w:r>
-        <w:rPr>
-          <w:rFonts w:ascii="Times New Roman" w:hAnsi="Times New Roman" w:cs="Times New Roman"/>
-          <w:b/>
-          <w:bCs/>
-          <w:sz w:val="22"/>
-          <w:u w:val="single"/>
-        </w:rPr>
-        <w:t>Certifications</w:t>
-      </w:r>
-      <w:r>
-        <w:rPr>
-          <w:rFonts w:ascii="Times New Roman" w:hAnsi="Times New Roman" w:cs="Times New Roman"/>
-          <w:b/>
-          <w:bCs/>
-          <w:sz w:val="22"/>
-          <w:u w:val="single"/>
-        </w:rPr>
-        <w:t xml:space="preserve">                                                                            </w:t>
-      </w:r>
-    </w:p>
-    <w:p>
-      <w:pPr>
-        <w:rPr>
-          <w:rFonts w:ascii="Times New Roman" w:hAnsi="Times New Roman" w:cs="Times New Roman"/>
-          <w:b/>
-          <w:bCs/>
-          <w:sz w:val="22"/>
-        </w:rPr>
-      </w:pPr>
-      <w:r>
-        <w:rPr>
-          <w:rFonts w:ascii="Times New Roman" w:hAnsi="Times New Roman" w:cs="Times New Roman"/>
-          <w:b/>
-          <w:bCs/>
-          <w:sz w:val="22"/>
-        </w:rPr>
-        <w:t>CFA®</w:t>
-      </w:r>
-      <w:r>
-        <w:rPr>
-          <w:rFonts w:ascii="Times New Roman" w:hAnsi="Times New Roman" w:cs="Times New Roman"/>
-          <w:b/>
-          <w:bCs/>
-          <w:sz w:val="22"/>
-        </w:rPr>
-        <w:t xml:space="preserve"> Charterholder, CFA Institute</w:t>
-      </w:r>
-    </w:p>
-    <w:p>
-      <w:pPr>
-        <w:pStyle w:val="a5"/>
-        <w:numPr>
-          <w:ilvl w:val="0"/>
-          <w:numId w:val="6"/>
-        </w:numPr>
-        <w:ind w:firstLineChars="0"/>
-        <w:rPr>
-          <w:rFonts w:ascii="Times New Roman" w:hAnsi="Times New Roman" w:cs="Times New Roman"/>
-          <w:i/>
-          <w:iCs/>
-          <w:sz w:val="22"/>
-        </w:rPr>
-      </w:pPr>
-      <w:r>
-        <w:rPr>
-          <w:rFonts w:ascii="Times New Roman" w:hAnsi="Times New Roman" w:cs="Times New Roman"/>
-          <w:i/>
-          <w:iCs/>
-          <w:sz w:val="22"/>
-        </w:rPr>
-        <w:t xml:space="preserve">Awarded: </w:t>
-      </w:r>
-      <w:r>
-        <w:rPr>
-          <w:rFonts w:ascii="Times New Roman" w:hAnsi="Times New Roman" w:cs="Times New Roman" w:hint="eastAsia"/>
-          <w:i/>
-          <w:iCs/>
-          <w:sz w:val="22"/>
-        </w:rPr>
-        <w:t>Nov</w:t>
-      </w:r>
-      <w:r>
-        <w:rPr>
-          <w:rFonts w:ascii="Times New Roman" w:hAnsi="Times New Roman" w:cs="Times New Roman"/>
-          <w:i/>
-          <w:iCs/>
-          <w:sz w:val="22"/>
-        </w:rPr>
-        <w:t>, 2025</w:t>
-      </w:r>
-    </w:p>
-    <w:p>
-      <w:pPr>
-        <w:rPr>
-          <w:rFonts w:ascii="Times New Roman" w:hAnsi="Times New Roman" w:cs="Times New Roman"/>
-          <w:b/>
-          <w:bCs/>
-          <w:sz w:val="22"/>
-          <w:u w:val="single"/>
-        </w:rPr>
-      </w:pPr>
-    </w:p>
-    <w:p>
-      <w:pPr>
-        <w:rPr>
-          <w:rFonts w:ascii="Times New Roman" w:hAnsi="Times New Roman" w:cs="Times New Roman"/>
-          <w:b/>
-          <w:bCs/>
-          <w:sz w:val="22"/>
-        </w:rPr>
-      </w:pPr>
-      <w:r>
-        <w:rPr>
-          <w:rFonts w:ascii="Times New Roman" w:hAnsi="Times New Roman" w:cs="Times New Roman"/>
-          <w:b/>
-          <w:bCs/>
-          <w:sz w:val="22"/>
-          <w:u w:val="single"/>
-        </w:rPr>
-        <w:t>Publications and Patents</w:t>
-      </w:r>
-      <w:r>
-        <w:rPr>
-          <w:rFonts w:ascii="Times New Roman" w:hAnsi="Times New Roman" w:cs="Times New Roman"/>
-          <w:b/>
-          <w:bCs/>
-          <w:sz w:val="22"/>
-          <w:u w:val="single"/>
-        </w:rPr>
-        <w:t xml:space="preserve">                                                </w:t>
-      </w:r>
-      <w:r>
-        <w:rPr>
-          <w:rFonts w:ascii="Times New Roman" w:hAnsi="Times New Roman" w:cs="Times New Roman"/>
-          <w:b/>
-          <w:bCs/>
-          <w:sz w:val="22"/>
-          <w:u w:val="single"/>
-        </w:rPr>
-        <w:t xml:space="preserve">  </w:t>
-      </w:r>
-      <w:r>
-        <w:rPr>
-          <w:rFonts w:ascii="Times New Roman" w:hAnsi="Times New Roman" w:cs="Times New Roman"/>
-          <w:b/>
-          <w:bCs/>
-          <w:sz w:val="22"/>
-          <w:u w:val="single"/>
-        </w:rPr>
-        <w:t xml:space="preserve">                          </w:t>
-      </w:r>
-    </w:p>
-    <w:p>
-      <w:pPr>
-        <w:pStyle w:val="a5"/>
+        <w:pStyle w:val="ListParagraph"/>
         <w:numPr>
           <w:ilvl w:val="0"/>
           <w:numId w:val="8"/>
@@ -1237,7 +1286,7 @@
     </w:p>
     <w:p>
       <w:pPr>
-        <w:pStyle w:val="a5"/>
+        <w:pStyle w:val="ListParagraph"/>
         <w:numPr>
           <w:ilvl w:val="0"/>
           <w:numId w:val="8"/>
@@ -1332,7 +1381,7 @@
     </w:p>
     <w:p>
       <w:pPr>
-        <w:pStyle w:val="a5"/>
+        <w:pStyle w:val="ListParagraph"/>
         <w:numPr>
           <w:ilvl w:val="0"/>
           <w:numId w:val="8"/>
@@ -1364,12 +1413,28 @@
           <w:rFonts w:ascii="Times New Roman" w:hAnsi="Times New Roman" w:cs="Times New Roman"/>
           <w:sz w:val="22"/>
         </w:rPr>
-        <w:t>., et al. The Genome of Bacillus Aryabhattai T61 Reveals its Adaptation to Tibetan Plateau Environment. Genes &amp; Genomics, (2016). 38(3):293-301.</w:t>
+        <w:t xml:space="preserve">., et al. The Genome of Bacillus </w:t>
+      </w:r>
+      <w:proofErr w:type="spellStart"/>
+      <w:r>
+        <w:rPr>
+          <w:rFonts w:ascii="Times New Roman" w:hAnsi="Times New Roman" w:cs="Times New Roman"/>
+          <w:sz w:val="22"/>
+        </w:rPr>
+        <w:t>Aryabhattai</w:t>
+      </w:r>
+      <w:proofErr w:type="spellEnd"/>
+      <w:r>
+        <w:rPr>
+          <w:rFonts w:ascii="Times New Roman" w:hAnsi="Times New Roman" w:cs="Times New Roman"/>
+          <w:sz w:val="22"/>
+        </w:rPr>
+        <w:t xml:space="preserve"> T61 Reveals its Adaptation to Tibetan Plateau Environment. Genes &amp; Genomics, (2016). 38(3):293-301.</w:t>
       </w:r>
     </w:p>
     <w:p>
       <w:pPr>
-        <w:pStyle w:val="a5"/>
+        <w:pStyle w:val="ListParagraph"/>
         <w:numPr>
           <w:ilvl w:val="0"/>
           <w:numId w:val="8"/>
@@ -1492,7 +1557,7 @@
     </w:p>
     <w:p>
       <w:pPr>
-        <w:pStyle w:val="a5"/>
+        <w:pStyle w:val="ListParagraph"/>
         <w:numPr>
           <w:ilvl w:val="0"/>
           <w:numId w:val="8"/>
@@ -1571,7 +1636,7 @@
     </w:p>
     <w:p>
       <w:pPr>
-        <w:pStyle w:val="a5"/>
+        <w:pStyle w:val="ListParagraph"/>
         <w:numPr>
           <w:ilvl w:val="0"/>
           <w:numId w:val="8"/>
@@ -1678,7 +1743,7 @@
     </w:p>
     <w:p>
       <w:pPr>
-        <w:pStyle w:val="a5"/>
+        <w:pStyle w:val="ListParagraph"/>
         <w:numPr>
           <w:ilvl w:val="0"/>
           <w:numId w:val="8"/>
@@ -1913,7 +1978,7 @@
     </w:p>
     <w:p>
       <w:pPr>
-        <w:pStyle w:val="a5"/>
+        <w:pStyle w:val="ListParagraph"/>
         <w:numPr>
           <w:ilvl w:val="0"/>
           <w:numId w:val="8"/>
@@ -2099,7 +2164,7 @@
 </file>
 
 <file path=word/endnotes.xml><?xml version="1.0" encoding="utf-8"?>
-<w:endnotes xmlns:wpc="http://schemas.microsoft.com/office/word/2010/wordprocessingCanvas" xmlns:cx="http://schemas.microsoft.com/office/drawing/2014/chartex" xmlns:cx1="http://schemas.microsoft.com/office/drawing/2015/9/8/chartex" xmlns:cx2="http://schemas.microsoft.com/office/drawing/2015/10/21/chartex" xmlns:cx3="http://schemas.microsoft.com/office/drawing/2016/5/9/chartex" xmlns:cx4="http://schemas.microsoft.com/office/drawing/2016/5/10/chartex" xmlns:cx5="http://schemas.microsoft.com/office/drawing/2016/5/11/chartex" xmlns:cx6="http://schemas.microsoft.com/office/drawing/2016/5/12/chartex" xmlns:cx7="http://schemas.microsoft.com/office/drawing/2016/5/13/chartex" xmlns:cx8="http://schemas.microsoft.com/office/drawing/2016/5/14/chartex" xmlns:mc="http://schemas.openxmlformats.org/markup-compatibility/2006" xmlns:aink="http://schemas.microsoft.com/office/drawing/2016/ink" xmlns:am3d="http://schemas.microsoft.com/office/drawing/2017/model3d" xmlns:o="urn:schemas-microsoft-com:office:office" xmlns:oel="http://schemas.microsoft.com/office/2019/extlst" xmlns:r="http://schemas.openxmlformats.org/officeDocument/2006/relationships" xmlns:m="http://schemas.openxmlformats.org/officeDocument/2006/math" xmlns:v="urn:schemas-microsoft-com:vml" xmlns:wp14="http://schemas.microsoft.com/office/word/2010/wordprocessingDrawing" xmlns:wp="http://schemas.openxmlformats.org/drawingml/2006/wordprocessingDrawing" xmlns:w10="urn:schemas-microsoft-com:office:word" xmlns:w="http://schemas.openxmlformats.org/wordprocessingml/2006/main" xmlns:w14="http://schemas.microsoft.com/office/word/2010/wordml" xmlns:w15="http://schemas.microsoft.com/office/word/2012/wordml" xmlns:w16cex="http://schemas.microsoft.com/office/word/2018/wordml/cex" xmlns:w16cid="http://schemas.microsoft.com/office/word/2016/wordml/cid" xmlns:w16="http://schemas.microsoft.com/office/word/2018/wordml" xmlns:w16du="http://schemas.microsoft.com/office/word/2023/wordml/word16du" xmlns:w16sdtdh="http://schemas.microsoft.com/office/word/2020/wordml/sdtdatahash" xmlns:w16sdtfl="http://schemas.microsoft.com/office/word/2024/wordml/sdtformatlock" xmlns:w16se="http://schemas.microsoft.com/office/word/2015/wordml/symex" xmlns:wpg="http://schemas.microsoft.com/office/word/2010/wordprocessingGroup" xmlns:wpi="http://schemas.microsoft.com/office/word/2010/wordprocessingInk" xmlns:wne="http://schemas.microsoft.com/office/word/2006/wordml" xmlns:wps="http://schemas.microsoft.com/office/word/2010/wordprocessingShape" mc:Ignorable="w14 w15 w16se w16cid w16 w16cex w16sdtdh w16sdtfl w16du wp14">
+<w:endnotes xmlns:wpc="http://schemas.microsoft.com/office/word/2010/wordprocessingCanvas" xmlns:cx="http://schemas.microsoft.com/office/drawing/2014/chartex" xmlns:cx1="http://schemas.microsoft.com/office/drawing/2015/9/8/chartex" xmlns:cx2="http://schemas.microsoft.com/office/drawing/2015/10/21/chartex" xmlns:cx3="http://schemas.microsoft.com/office/drawing/2016/5/9/chartex" xmlns:cx4="http://schemas.microsoft.com/office/drawing/2016/5/10/chartex" xmlns:cx5="http://schemas.microsoft.com/office/drawing/2016/5/11/chartex" xmlns:cx6="http://schemas.microsoft.com/office/drawing/2016/5/12/chartex" xmlns:cx7="http://schemas.microsoft.com/office/drawing/2016/5/13/chartex" xmlns:cx8="http://schemas.microsoft.com/office/drawing/2016/5/14/chartex" xmlns:mc="http://schemas.openxmlformats.org/markup-compatibility/2006" xmlns:aink="http://schemas.microsoft.com/office/drawing/2016/ink" xmlns:am3d="http://schemas.microsoft.com/office/drawing/2017/model3d" xmlns:o="urn:schemas-microsoft-com:office:office" xmlns:oel="http://schemas.microsoft.com/office/2019/extlst" xmlns:r="http://schemas.openxmlformats.org/officeDocument/2006/relationships" xmlns:m="http://schemas.openxmlformats.org/officeDocument/2006/math" xmlns:v="urn:schemas-microsoft-com:vml" xmlns:wp14="http://schemas.microsoft.com/office/word/2010/wordprocessingDrawing" xmlns:wp="http://schemas.openxmlformats.org/drawingml/2006/wordprocessingDrawing" xmlns:w10="urn:schemas-microsoft-com:office:word" xmlns:w="http://schemas.openxmlformats.org/wordprocessingml/2006/main" xmlns:w14="http://schemas.microsoft.com/office/word/2010/wordml" xmlns:w15="http://schemas.microsoft.com/office/word/2012/wordml" xmlns:w16cex="http://schemas.microsoft.com/office/word/2018/wordml/cex" xmlns:w16cid="http://schemas.microsoft.com/office/word/2016/wordml/cid" xmlns:w16="http://schemas.microsoft.com/office/word/2018/wordml" xmlns:w16sdtdh="http://schemas.microsoft.com/office/word/2020/wordml/sdtdatahash" xmlns:w16se="http://schemas.microsoft.com/office/word/2015/wordml/symex" xmlns:wpg="http://schemas.microsoft.com/office/word/2010/wordprocessingGroup" xmlns:wpi="http://schemas.microsoft.com/office/word/2010/wordprocessingInk" xmlns:wne="http://schemas.microsoft.com/office/word/2006/wordml" xmlns:wps="http://schemas.microsoft.com/office/word/2010/wordprocessingShape" mc:Ignorable="w14 w15 w16se w16cid w16 w16cex w16sdtdh wp14">
   <w:endnote w:type="separator" w:id="-1">
     <w:p>
       <w:r>
@@ -2118,7 +2183,7 @@
 </file>
 
 <file path=word/footnotes.xml><?xml version="1.0" encoding="utf-8"?>
-<w:footnotes xmlns:wpc="http://schemas.microsoft.com/office/word/2010/wordprocessingCanvas" xmlns:cx="http://schemas.microsoft.com/office/drawing/2014/chartex" xmlns:cx1="http://schemas.microsoft.com/office/drawing/2015/9/8/chartex" xmlns:cx2="http://schemas.microsoft.com/office/drawing/2015/10/21/chartex" xmlns:cx3="http://schemas.microsoft.com/office/drawing/2016/5/9/chartex" xmlns:cx4="http://schemas.microsoft.com/office/drawing/2016/5/10/chartex" xmlns:cx5="http://schemas.microsoft.com/office/drawing/2016/5/11/chartex" xmlns:cx6="http://schemas.microsoft.com/office/drawing/2016/5/12/chartex" xmlns:cx7="http://schemas.microsoft.com/office/drawing/2016/5/13/chartex" xmlns:cx8="http://schemas.microsoft.com/office/drawing/2016/5/14/chartex" xmlns:mc="http://schemas.openxmlformats.org/markup-compatibility/2006" xmlns:aink="http://schemas.microsoft.com/office/drawing/2016/ink" xmlns:am3d="http://schemas.microsoft.com/office/drawing/2017/model3d" xmlns:o="urn:schemas-microsoft-com:office:office" xmlns:oel="http://schemas.microsoft.com/office/2019/extlst" xmlns:r="http://schemas.openxmlformats.org/officeDocument/2006/relationships" xmlns:m="http://schemas.openxmlformats.org/officeDocument/2006/math" xmlns:v="urn:schemas-microsoft-com:vml" xmlns:wp14="http://schemas.microsoft.com/office/word/2010/wordprocessingDrawing" xmlns:wp="http://schemas.openxmlformats.org/drawingml/2006/wordprocessingDrawing" xmlns:w10="urn:schemas-microsoft-com:office:word" xmlns:w="http://schemas.openxmlformats.org/wordprocessingml/2006/main" xmlns:w14="http://schemas.microsoft.com/office/word/2010/wordml" xmlns:w15="http://schemas.microsoft.com/office/word/2012/wordml" xmlns:w16cex="http://schemas.microsoft.com/office/word/2018/wordml/cex" xmlns:w16cid="http://schemas.microsoft.com/office/word/2016/wordml/cid" xmlns:w16="http://schemas.microsoft.com/office/word/2018/wordml" xmlns:w16du="http://schemas.microsoft.com/office/word/2023/wordml/word16du" xmlns:w16sdtdh="http://schemas.microsoft.com/office/word/2020/wordml/sdtdatahash" xmlns:w16sdtfl="http://schemas.microsoft.com/office/word/2024/wordml/sdtformatlock" xmlns:w16se="http://schemas.microsoft.com/office/word/2015/wordml/symex" xmlns:wpg="http://schemas.microsoft.com/office/word/2010/wordprocessingGroup" xmlns:wpi="http://schemas.microsoft.com/office/word/2010/wordprocessingInk" xmlns:wne="http://schemas.microsoft.com/office/word/2006/wordml" xmlns:wps="http://schemas.microsoft.com/office/word/2010/wordprocessingShape" mc:Ignorable="w14 w15 w16se w16cid w16 w16cex w16sdtdh w16sdtfl w16du wp14">
+<w:footnotes xmlns:wpc="http://schemas.microsoft.com/office/word/2010/wordprocessingCanvas" xmlns:cx="http://schemas.microsoft.com/office/drawing/2014/chartex" xmlns:cx1="http://schemas.microsoft.com/office/drawing/2015/9/8/chartex" xmlns:cx2="http://schemas.microsoft.com/office/drawing/2015/10/21/chartex" xmlns:cx3="http://schemas.microsoft.com/office/drawing/2016/5/9/chartex" xmlns:cx4="http://schemas.microsoft.com/office/drawing/2016/5/10/chartex" xmlns:cx5="http://schemas.microsoft.com/office/drawing/2016/5/11/chartex" xmlns:cx6="http://schemas.microsoft.com/office/drawing/2016/5/12/chartex" xmlns:cx7="http://schemas.microsoft.com/office/drawing/2016/5/13/chartex" xmlns:cx8="http://schemas.microsoft.com/office/drawing/2016/5/14/chartex" xmlns:mc="http://schemas.openxmlformats.org/markup-compatibility/2006" xmlns:aink="http://schemas.microsoft.com/office/drawing/2016/ink" xmlns:am3d="http://schemas.microsoft.com/office/drawing/2017/model3d" xmlns:o="urn:schemas-microsoft-com:office:office" xmlns:oel="http://schemas.microsoft.com/office/2019/extlst" xmlns:r="http://schemas.openxmlformats.org/officeDocument/2006/relationships" xmlns:m="http://schemas.openxmlformats.org/officeDocument/2006/math" xmlns:v="urn:schemas-microsoft-com:vml" xmlns:wp14="http://schemas.microsoft.com/office/word/2010/wordprocessingDrawing" xmlns:wp="http://schemas.openxmlformats.org/drawingml/2006/wordprocessingDrawing" xmlns:w10="urn:schemas-microsoft-com:office:word" xmlns:w="http://schemas.openxmlformats.org/wordprocessingml/2006/main" xmlns:w14="http://schemas.microsoft.com/office/word/2010/wordml" xmlns:w15="http://schemas.microsoft.com/office/word/2012/wordml" xmlns:w16cex="http://schemas.microsoft.com/office/word/2018/wordml/cex" xmlns:w16cid="http://schemas.microsoft.com/office/word/2016/wordml/cid" xmlns:w16="http://schemas.microsoft.com/office/word/2018/wordml" xmlns:w16sdtdh="http://schemas.microsoft.com/office/word/2020/wordml/sdtdatahash" xmlns:w16se="http://schemas.microsoft.com/office/word/2015/wordml/symex" xmlns:wpg="http://schemas.microsoft.com/office/word/2010/wordprocessingGroup" xmlns:wpi="http://schemas.microsoft.com/office/word/2010/wordprocessingInk" xmlns:wne="http://schemas.microsoft.com/office/word/2006/wordml" xmlns:wps="http://schemas.microsoft.com/office/word/2010/wordprocessingShape" mc:Ignorable="w14 w15 w16se w16cid w16 w16cex w16sdtdh wp14">
   <w:footnote w:type="separator" w:id="-1">
     <w:p>
       <w:r>
@@ -2137,7 +2202,7 @@
 </file>
 
 <file path=word/numbering.xml><?xml version="1.0" encoding="utf-8"?>
-<w:numbering xmlns:wpc="http://schemas.microsoft.com/office/word/2010/wordprocessingCanvas" xmlns:cx="http://schemas.microsoft.com/office/drawing/2014/chartex" xmlns:cx1="http://schemas.microsoft.com/office/drawing/2015/9/8/chartex" xmlns:cx2="http://schemas.microsoft.com/office/drawing/2015/10/21/chartex" xmlns:cx3="http://schemas.microsoft.com/office/drawing/2016/5/9/chartex" xmlns:cx4="http://schemas.microsoft.com/office/drawing/2016/5/10/chartex" xmlns:cx5="http://schemas.microsoft.com/office/drawing/2016/5/11/chartex" xmlns:cx6="http://schemas.microsoft.com/office/drawing/2016/5/12/chartex" xmlns:cx7="http://schemas.microsoft.com/office/drawing/2016/5/13/chartex" xmlns:cx8="http://schemas.microsoft.com/office/drawing/2016/5/14/chartex" xmlns:mc="http://schemas.openxmlformats.org/markup-compatibility/2006" xmlns:aink="http://schemas.microsoft.com/office/drawing/2016/ink" xmlns:am3d="http://schemas.microsoft.com/office/drawing/2017/model3d" xmlns:o="urn:schemas-microsoft-com:office:office" xmlns:oel="http://schemas.microsoft.com/office/2019/extlst" xmlns:r="http://schemas.openxmlformats.org/officeDocument/2006/relationships" xmlns:m="http://schemas.openxmlformats.org/officeDocument/2006/math" xmlns:v="urn:schemas-microsoft-com:vml" xmlns:wp14="http://schemas.microsoft.com/office/word/2010/wordprocessingDrawing" xmlns:wp="http://schemas.openxmlformats.org/drawingml/2006/wordprocessingDrawing" xmlns:w10="urn:schemas-microsoft-com:office:word" xmlns:w="http://schemas.openxmlformats.org/wordprocessingml/2006/main" xmlns:w14="http://schemas.microsoft.com/office/word/2010/wordml" xmlns:w15="http://schemas.microsoft.com/office/word/2012/wordml" xmlns:w16cex="http://schemas.microsoft.com/office/word/2018/wordml/cex" xmlns:w16cid="http://schemas.microsoft.com/office/word/2016/wordml/cid" xmlns:w16="http://schemas.microsoft.com/office/word/2018/wordml" xmlns:w16du="http://schemas.microsoft.com/office/word/2023/wordml/word16du" xmlns:w16sdtdh="http://schemas.microsoft.com/office/word/2020/wordml/sdtdatahash" xmlns:w16sdtfl="http://schemas.microsoft.com/office/word/2024/wordml/sdtformatlock" xmlns:w16se="http://schemas.microsoft.com/office/word/2015/wordml/symex" xmlns:wpg="http://schemas.microsoft.com/office/word/2010/wordprocessingGroup" xmlns:wpi="http://schemas.microsoft.com/office/word/2010/wordprocessingInk" xmlns:wne="http://schemas.microsoft.com/office/word/2006/wordml" xmlns:wps="http://schemas.microsoft.com/office/word/2010/wordprocessingShape" mc:Ignorable="w14 w15 w16se w16cid w16 w16cex w16sdtdh w16sdtfl w16du wp14">
+<w:numbering xmlns:wpc="http://schemas.microsoft.com/office/word/2010/wordprocessingCanvas" xmlns:cx="http://schemas.microsoft.com/office/drawing/2014/chartex" xmlns:cx1="http://schemas.microsoft.com/office/drawing/2015/9/8/chartex" xmlns:cx2="http://schemas.microsoft.com/office/drawing/2015/10/21/chartex" xmlns:cx3="http://schemas.microsoft.com/office/drawing/2016/5/9/chartex" xmlns:cx4="http://schemas.microsoft.com/office/drawing/2016/5/10/chartex" xmlns:cx5="http://schemas.microsoft.com/office/drawing/2016/5/11/chartex" xmlns:cx6="http://schemas.microsoft.com/office/drawing/2016/5/12/chartex" xmlns:cx7="http://schemas.microsoft.com/office/drawing/2016/5/13/chartex" xmlns:cx8="http://schemas.microsoft.com/office/drawing/2016/5/14/chartex" xmlns:mc="http://schemas.openxmlformats.org/markup-compatibility/2006" xmlns:aink="http://schemas.microsoft.com/office/drawing/2016/ink" xmlns:am3d="http://schemas.microsoft.com/office/drawing/2017/model3d" xmlns:o="urn:schemas-microsoft-com:office:office" xmlns:oel="http://schemas.microsoft.com/office/2019/extlst" xmlns:r="http://schemas.openxmlformats.org/officeDocument/2006/relationships" xmlns:m="http://schemas.openxmlformats.org/officeDocument/2006/math" xmlns:v="urn:schemas-microsoft-com:vml" xmlns:wp14="http://schemas.microsoft.com/office/word/2010/wordprocessingDrawing" xmlns:wp="http://schemas.openxmlformats.org/drawingml/2006/wordprocessingDrawing" xmlns:w10="urn:schemas-microsoft-com:office:word" xmlns:w="http://schemas.openxmlformats.org/wordprocessingml/2006/main" xmlns:w14="http://schemas.microsoft.com/office/word/2010/wordml" xmlns:w15="http://schemas.microsoft.com/office/word/2012/wordml" xmlns:w16cex="http://schemas.microsoft.com/office/word/2018/wordml/cex" xmlns:w16cid="http://schemas.microsoft.com/office/word/2016/wordml/cid" xmlns:w16="http://schemas.microsoft.com/office/word/2018/wordml" xmlns:w16sdtdh="http://schemas.microsoft.com/office/word/2020/wordml/sdtdatahash" xmlns:w16se="http://schemas.microsoft.com/office/word/2015/wordml/symex" xmlns:wpg="http://schemas.microsoft.com/office/word/2010/wordprocessingGroup" xmlns:wpi="http://schemas.microsoft.com/office/word/2010/wordprocessingInk" xmlns:wne="http://schemas.microsoft.com/office/word/2006/wordml" xmlns:wps="http://schemas.microsoft.com/office/word/2010/wordprocessingShape" mc:Ignorable="w14 w15 w16se w16cid w16 w16cex w16sdtdh wp14">
   <w:abstractNum w:abstractNumId="0" w15:restartNumberingAfterBreak="0">
     <w:nsid w:val="060D54CA"/>
     <w:multiLevelType w:val="hybridMultilevel"/>
@@ -2603,7 +2668,7 @@
         <w:ind w:left="360" w:hanging="360"/>
       </w:pPr>
       <w:rPr>
-        <w:rFonts w:ascii="等线" w:eastAsia="等线" w:hAnsi="等线" w:cstheme="minorBidi" w:hint="eastAsia"/>
+        <w:rFonts w:ascii="DengXian" w:eastAsia="DengXian" w:hAnsi="DengXian" w:cstheme="minorBidi" w:hint="eastAsia"/>
       </w:rPr>
     </w:lvl>
     <w:lvl w:ilvl="1" w:tplc="04090003" w:tentative="1">
@@ -2829,7 +2894,7 @@
         <w:ind w:left="360" w:hanging="360"/>
       </w:pPr>
       <w:rPr>
-        <w:rFonts w:ascii="等线" w:eastAsia="等线" w:hAnsi="等线" w:cstheme="minorBidi" w:hint="eastAsia"/>
+        <w:rFonts w:ascii="DengXian" w:eastAsia="DengXian" w:hAnsi="DengXian" w:cstheme="minorBidi" w:hint="eastAsia"/>
       </w:rPr>
     </w:lvl>
     <w:lvl w:ilvl="1" w:tplc="04090003" w:tentative="1">
@@ -3394,7 +3459,7 @@
 </file>
 
 <file path=word/styles.xml><?xml version="1.0" encoding="utf-8"?>
-<w:styles xmlns:mc="http://schemas.openxmlformats.org/markup-compatibility/2006" xmlns:r="http://schemas.openxmlformats.org/officeDocument/2006/relationships" xmlns:w="http://schemas.openxmlformats.org/wordprocessingml/2006/main" xmlns:w14="http://schemas.microsoft.com/office/word/2010/wordml" xmlns:w15="http://schemas.microsoft.com/office/word/2012/wordml" xmlns:w16cex="http://schemas.microsoft.com/office/word/2018/wordml/cex" xmlns:w16cid="http://schemas.microsoft.com/office/word/2016/wordml/cid" xmlns:w16="http://schemas.microsoft.com/office/word/2018/wordml" xmlns:w16du="http://schemas.microsoft.com/office/word/2023/wordml/word16du" xmlns:w16sdtdh="http://schemas.microsoft.com/office/word/2020/wordml/sdtdatahash" xmlns:w16sdtfl="http://schemas.microsoft.com/office/word/2024/wordml/sdtformatlock" xmlns:w16se="http://schemas.microsoft.com/office/word/2015/wordml/symex" mc:Ignorable="w14 w15 w16se w16cid w16 w16cex w16sdtdh w16sdtfl w16du">
+<w:styles xmlns:mc="http://schemas.openxmlformats.org/markup-compatibility/2006" xmlns:r="http://schemas.openxmlformats.org/officeDocument/2006/relationships" xmlns:w="http://schemas.openxmlformats.org/wordprocessingml/2006/main" xmlns:w14="http://schemas.microsoft.com/office/word/2010/wordml" xmlns:w15="http://schemas.microsoft.com/office/word/2012/wordml" xmlns:w16cex="http://schemas.microsoft.com/office/word/2018/wordml/cex" xmlns:w16cid="http://schemas.microsoft.com/office/word/2016/wordml/cid" xmlns:w16="http://schemas.microsoft.com/office/word/2018/wordml" xmlns:w16sdtdh="http://schemas.microsoft.com/office/word/2020/wordml/sdtdatahash" xmlns:w16se="http://schemas.microsoft.com/office/word/2015/wordml/symex" mc:Ignorable="w14 w15 w16se w16cid w16 w16cex w16sdtdh">
   <w:docDefaults>
     <w:rPrDefault>
       <w:rPr>
@@ -3785,7 +3850,7 @@
     <w:lsdException w:name="Unresolved Mention" w:semiHidden="1" w:unhideWhenUsed="1"/>
     <w:lsdException w:name="Smart Link" w:semiHidden="1" w:unhideWhenUsed="1"/>
   </w:latentStyles>
-  <w:style w:type="paragraph" w:default="1" w:styleId="a">
+  <w:style w:type="paragraph" w:default="1" w:styleId="Normal">
     <w:name w:val="Normal"/>
     <w:qFormat/>
     <w:pPr>
@@ -3793,11 +3858,11 @@
       <w:jc w:val="both"/>
     </w:pPr>
   </w:style>
-  <w:style w:type="paragraph" w:styleId="1">
+  <w:style w:type="paragraph" w:styleId="Heading1">
     <w:name w:val="heading 1"/>
-    <w:basedOn w:val="a"/>
-    <w:next w:val="a"/>
-    <w:link w:val="10"/>
+    <w:basedOn w:val="Normal"/>
+    <w:next w:val="Normal"/>
+    <w:link w:val="Heading1Char"/>
     <w:uiPriority w:val="9"/>
     <w:qFormat/>
     <w:rsid w:val="00274820"/>
@@ -3814,10 +3879,10 @@
       <w:szCs w:val="32"/>
     </w:rPr>
   </w:style>
-  <w:style w:type="paragraph" w:styleId="2">
+  <w:style w:type="paragraph" w:styleId="Heading2">
     <w:name w:val="heading 2"/>
-    <w:basedOn w:val="a"/>
-    <w:link w:val="20"/>
+    <w:basedOn w:val="Normal"/>
+    <w:link w:val="Heading2Char"/>
     <w:uiPriority w:val="9"/>
     <w:qFormat/>
     <w:rsid w:val="002D0468"/>
@@ -3836,11 +3901,11 @@
       <w:szCs w:val="36"/>
     </w:rPr>
   </w:style>
-  <w:style w:type="paragraph" w:styleId="4">
+  <w:style w:type="paragraph" w:styleId="Heading4">
     <w:name w:val="heading 4"/>
-    <w:basedOn w:val="a"/>
-    <w:next w:val="a"/>
-    <w:link w:val="40"/>
+    <w:basedOn w:val="Normal"/>
+    <w:next w:val="Normal"/>
+    <w:link w:val="Heading4Char"/>
     <w:uiPriority w:val="9"/>
     <w:semiHidden/>
     <w:unhideWhenUsed/>
@@ -3860,12 +3925,13 @@
       <w:szCs w:val="28"/>
     </w:rPr>
   </w:style>
-  <w:style w:type="character" w:default="1" w:styleId="a0">
+  <w:style w:type="character" w:default="1" w:styleId="DefaultParagraphFont">
     <w:name w:val="Default Paragraph Font"/>
     <w:uiPriority w:val="1"/>
+    <w:semiHidden/>
     <w:unhideWhenUsed/>
   </w:style>
-  <w:style w:type="table" w:default="1" w:styleId="a1">
+  <w:style w:type="table" w:default="1" w:styleId="TableNormal">
     <w:name w:val="Normal Table"/>
     <w:uiPriority w:val="99"/>
     <w:semiHidden/>
@@ -3880,15 +3946,15 @@
       </w:tblCellMar>
     </w:tblPr>
   </w:style>
-  <w:style w:type="numbering" w:default="1" w:styleId="a2">
+  <w:style w:type="numbering" w:default="1" w:styleId="NoList">
     <w:name w:val="No List"/>
     <w:uiPriority w:val="99"/>
     <w:semiHidden/>
     <w:unhideWhenUsed/>
   </w:style>
-  <w:style w:type="character" w:styleId="a3">
+  <w:style w:type="character" w:styleId="Hyperlink">
     <w:name w:val="Hyperlink"/>
-    <w:basedOn w:val="a0"/>
+    <w:basedOn w:val="DefaultParagraphFont"/>
     <w:uiPriority w:val="99"/>
     <w:unhideWhenUsed/>
     <w:rsid w:val="00196BF1"/>
@@ -3899,7 +3965,7 @@
   </w:style>
   <w:style w:type="character" w:customStyle="1" w:styleId="UnresolvedMention1">
     <w:name w:val="Unresolved Mention1"/>
-    <w:basedOn w:val="a0"/>
+    <w:basedOn w:val="DefaultParagraphFont"/>
     <w:uiPriority w:val="99"/>
     <w:semiHidden/>
     <w:unhideWhenUsed/>
@@ -3909,9 +3975,9 @@
       <w:shd w:val="clear" w:color="auto" w:fill="E1DFDD"/>
     </w:rPr>
   </w:style>
-  <w:style w:type="table" w:styleId="a4">
+  <w:style w:type="table" w:styleId="TableGrid">
     <w:name w:val="Table Grid"/>
-    <w:basedOn w:val="a1"/>
+    <w:basedOn w:val="TableNormal"/>
     <w:uiPriority w:val="39"/>
     <w:rsid w:val="001F4E7A"/>
     <w:rPr>
@@ -3930,9 +3996,9 @@
       </w:tblBorders>
     </w:tblPr>
   </w:style>
-  <w:style w:type="paragraph" w:styleId="a5">
+  <w:style w:type="paragraph" w:styleId="ListParagraph">
     <w:name w:val="List Paragraph"/>
-    <w:basedOn w:val="a"/>
+    <w:basedOn w:val="Normal"/>
     <w:uiPriority w:val="34"/>
     <w:qFormat/>
     <w:rsid w:val="009D636A"/>
@@ -3940,27 +4006,27 @@
       <w:ind w:firstLineChars="200" w:firstLine="420"/>
     </w:pPr>
   </w:style>
-  <w:style w:type="paragraph" w:styleId="a6">
+  <w:style w:type="paragraph" w:styleId="Date">
     <w:name w:val="Date"/>
-    <w:basedOn w:val="a"/>
-    <w:next w:val="a"/>
-    <w:link w:val="a7"/>
+    <w:basedOn w:val="Normal"/>
+    <w:next w:val="Normal"/>
+    <w:link w:val="DateChar"/>
     <w:uiPriority w:val="99"/>
     <w:semiHidden/>
     <w:unhideWhenUsed/>
     <w:rsid w:val="00FD4908"/>
   </w:style>
-  <w:style w:type="character" w:customStyle="1" w:styleId="a7">
-    <w:name w:val="日期 字符"/>
-    <w:basedOn w:val="a0"/>
-    <w:link w:val="a6"/>
+  <w:style w:type="character" w:customStyle="1" w:styleId="DateChar">
+    <w:name w:val="Date Char"/>
+    <w:basedOn w:val="DefaultParagraphFont"/>
+    <w:link w:val="Date"/>
     <w:uiPriority w:val="99"/>
     <w:semiHidden/>
     <w:rsid w:val="00FD4908"/>
   </w:style>
-  <w:style w:type="paragraph" w:styleId="a8">
+  <w:style w:type="paragraph" w:styleId="NormalWeb">
     <w:name w:val="Normal (Web)"/>
-    <w:basedOn w:val="a"/>
+    <w:basedOn w:val="Normal"/>
     <w:uiPriority w:val="99"/>
     <w:semiHidden/>
     <w:unhideWhenUsed/>
@@ -3977,10 +4043,10 @@
       <w:szCs w:val="24"/>
     </w:rPr>
   </w:style>
-  <w:style w:type="paragraph" w:styleId="a9">
+  <w:style w:type="paragraph" w:styleId="Header">
     <w:name w:val="header"/>
-    <w:basedOn w:val="a"/>
-    <w:link w:val="aa"/>
+    <w:basedOn w:val="Normal"/>
+    <w:link w:val="HeaderChar"/>
     <w:uiPriority w:val="99"/>
     <w:unhideWhenUsed/>
     <w:rsid w:val="00562007"/>
@@ -4000,10 +4066,10 @@
       <w:szCs w:val="18"/>
     </w:rPr>
   </w:style>
-  <w:style w:type="character" w:customStyle="1" w:styleId="aa">
-    <w:name w:val="页眉 字符"/>
-    <w:basedOn w:val="a0"/>
-    <w:link w:val="a9"/>
+  <w:style w:type="character" w:customStyle="1" w:styleId="HeaderChar">
+    <w:name w:val="Header Char"/>
+    <w:basedOn w:val="DefaultParagraphFont"/>
+    <w:link w:val="Header"/>
     <w:uiPriority w:val="99"/>
     <w:rsid w:val="00562007"/>
     <w:rPr>
@@ -4011,10 +4077,10 @@
       <w:szCs w:val="18"/>
     </w:rPr>
   </w:style>
-  <w:style w:type="paragraph" w:styleId="ab">
+  <w:style w:type="paragraph" w:styleId="Footer">
     <w:name w:val="footer"/>
-    <w:basedOn w:val="a"/>
-    <w:link w:val="ac"/>
+    <w:basedOn w:val="Normal"/>
+    <w:link w:val="FooterChar"/>
     <w:uiPriority w:val="99"/>
     <w:unhideWhenUsed/>
     <w:rsid w:val="00562007"/>
@@ -4031,10 +4097,10 @@
       <w:szCs w:val="18"/>
     </w:rPr>
   </w:style>
-  <w:style w:type="character" w:customStyle="1" w:styleId="ac">
-    <w:name w:val="页脚 字符"/>
-    <w:basedOn w:val="a0"/>
-    <w:link w:val="ab"/>
+  <w:style w:type="character" w:customStyle="1" w:styleId="FooterChar">
+    <w:name w:val="Footer Char"/>
+    <w:basedOn w:val="DefaultParagraphFont"/>
+    <w:link w:val="Footer"/>
     <w:uiPriority w:val="99"/>
     <w:rsid w:val="00562007"/>
     <w:rPr>
@@ -4042,10 +4108,10 @@
       <w:szCs w:val="18"/>
     </w:rPr>
   </w:style>
-  <w:style w:type="character" w:customStyle="1" w:styleId="20">
-    <w:name w:val="标题 2 字符"/>
-    <w:basedOn w:val="a0"/>
-    <w:link w:val="2"/>
+  <w:style w:type="character" w:customStyle="1" w:styleId="Heading2Char">
+    <w:name w:val="Heading 2 Char"/>
+    <w:basedOn w:val="DefaultParagraphFont"/>
+    <w:link w:val="Heading2"/>
     <w:uiPriority w:val="9"/>
     <w:rsid w:val="002D0468"/>
     <w:rPr>
@@ -4057,10 +4123,10 @@
       <w:szCs w:val="36"/>
     </w:rPr>
   </w:style>
-  <w:style w:type="character" w:customStyle="1" w:styleId="10">
-    <w:name w:val="标题 1 字符"/>
-    <w:basedOn w:val="a0"/>
-    <w:link w:val="1"/>
+  <w:style w:type="character" w:customStyle="1" w:styleId="Heading1Char">
+    <w:name w:val="Heading 1 Char"/>
+    <w:basedOn w:val="DefaultParagraphFont"/>
+    <w:link w:val="Heading1"/>
     <w:uiPriority w:val="9"/>
     <w:rsid w:val="00274820"/>
     <w:rPr>
@@ -4070,10 +4136,10 @@
       <w:szCs w:val="32"/>
     </w:rPr>
   </w:style>
-  <w:style w:type="character" w:customStyle="1" w:styleId="40">
-    <w:name w:val="标题 4 字符"/>
-    <w:basedOn w:val="a0"/>
-    <w:link w:val="4"/>
+  <w:style w:type="character" w:customStyle="1" w:styleId="Heading4Char">
+    <w:name w:val="Heading 4 Char"/>
+    <w:basedOn w:val="DefaultParagraphFont"/>
+    <w:link w:val="Heading4"/>
     <w:uiPriority w:val="9"/>
     <w:semiHidden/>
     <w:rsid w:val="009D4808"/>

--- a/cv/cv_en.docx
+++ b/cv/cv_en.docx
@@ -1,6 +1,6 @@
 
 <file path=word/document.xml><?xml version="1.0" encoding="utf-8"?>
-<w:document xmlns:wpc="http://schemas.microsoft.com/office/word/2010/wordprocessingCanvas" xmlns:cx="http://schemas.microsoft.com/office/drawing/2014/chartex" xmlns:cx1="http://schemas.microsoft.com/office/drawing/2015/9/8/chartex" xmlns:cx2="http://schemas.microsoft.com/office/drawing/2015/10/21/chartex" xmlns:cx3="http://schemas.microsoft.com/office/drawing/2016/5/9/chartex" xmlns:cx4="http://schemas.microsoft.com/office/drawing/2016/5/10/chartex" xmlns:cx5="http://schemas.microsoft.com/office/drawing/2016/5/11/chartex" xmlns:cx6="http://schemas.microsoft.com/office/drawing/2016/5/12/chartex" xmlns:cx7="http://schemas.microsoft.com/office/drawing/2016/5/13/chartex" xmlns:cx8="http://schemas.microsoft.com/office/drawing/2016/5/14/chartex" xmlns:mc="http://schemas.openxmlformats.org/markup-compatibility/2006" xmlns:aink="http://schemas.microsoft.com/office/drawing/2016/ink" xmlns:am3d="http://schemas.microsoft.com/office/drawing/2017/model3d" xmlns:o="urn:schemas-microsoft-com:office:office" xmlns:oel="http://schemas.microsoft.com/office/2019/extlst" xmlns:r="http://schemas.openxmlformats.org/officeDocument/2006/relationships" xmlns:m="http://schemas.openxmlformats.org/officeDocument/2006/math" xmlns:v="urn:schemas-microsoft-com:vml" xmlns:wp14="http://schemas.microsoft.com/office/word/2010/wordprocessingDrawing" xmlns:wp="http://schemas.openxmlformats.org/drawingml/2006/wordprocessingDrawing" xmlns:w10="urn:schemas-microsoft-com:office:word" xmlns:w="http://schemas.openxmlformats.org/wordprocessingml/2006/main" xmlns:w14="http://schemas.microsoft.com/office/word/2010/wordml" xmlns:w15="http://schemas.microsoft.com/office/word/2012/wordml" xmlns:w16cex="http://schemas.microsoft.com/office/word/2018/wordml/cex" xmlns:w16cid="http://schemas.microsoft.com/office/word/2016/wordml/cid" xmlns:w16="http://schemas.microsoft.com/office/word/2018/wordml" xmlns:w16sdtdh="http://schemas.microsoft.com/office/word/2020/wordml/sdtdatahash" xmlns:w16se="http://schemas.microsoft.com/office/word/2015/wordml/symex" xmlns:wpg="http://schemas.microsoft.com/office/word/2010/wordprocessingGroup" xmlns:wpi="http://schemas.microsoft.com/office/word/2010/wordprocessingInk" xmlns:wne="http://schemas.microsoft.com/office/word/2006/wordml" xmlns:wps="http://schemas.microsoft.com/office/word/2010/wordprocessingShape" mc:Ignorable="w14 w15 w16se w16cid w16 w16cex w16sdtdh wp14">
+<w:document xmlns:wpc="http://schemas.microsoft.com/office/word/2010/wordprocessingCanvas" xmlns:cx="http://schemas.microsoft.com/office/drawing/2014/chartex" xmlns:cx1="http://schemas.microsoft.com/office/drawing/2015/9/8/chartex" xmlns:cx2="http://schemas.microsoft.com/office/drawing/2015/10/21/chartex" xmlns:cx3="http://schemas.microsoft.com/office/drawing/2016/5/9/chartex" xmlns:cx4="http://schemas.microsoft.com/office/drawing/2016/5/10/chartex" xmlns:cx5="http://schemas.microsoft.com/office/drawing/2016/5/11/chartex" xmlns:cx6="http://schemas.microsoft.com/office/drawing/2016/5/12/chartex" xmlns:cx7="http://schemas.microsoft.com/office/drawing/2016/5/13/chartex" xmlns:cx8="http://schemas.microsoft.com/office/drawing/2016/5/14/chartex" xmlns:mc="http://schemas.openxmlformats.org/markup-compatibility/2006" xmlns:aink="http://schemas.microsoft.com/office/drawing/2016/ink" xmlns:am3d="http://schemas.microsoft.com/office/drawing/2017/model3d" xmlns:o="urn:schemas-microsoft-com:office:office" xmlns:oel="http://schemas.microsoft.com/office/2019/extlst" xmlns:r="http://schemas.openxmlformats.org/officeDocument/2006/relationships" xmlns:m="http://schemas.openxmlformats.org/officeDocument/2006/math" xmlns:v="urn:schemas-microsoft-com:vml" xmlns:wp14="http://schemas.microsoft.com/office/word/2010/wordprocessingDrawing" xmlns:wp="http://schemas.openxmlformats.org/drawingml/2006/wordprocessingDrawing" xmlns:w10="urn:schemas-microsoft-com:office:word" xmlns:w="http://schemas.openxmlformats.org/wordprocessingml/2006/main" xmlns:w14="http://schemas.microsoft.com/office/word/2010/wordml" xmlns:w15="http://schemas.microsoft.com/office/word/2012/wordml" xmlns:w16cex="http://schemas.microsoft.com/office/word/2018/wordml/cex" xmlns:w16cid="http://schemas.microsoft.com/office/word/2016/wordml/cid" xmlns:w16="http://schemas.microsoft.com/office/word/2018/wordml" xmlns:w16du="http://schemas.microsoft.com/office/word/2023/wordml/word16du" xmlns:w16sdtdh="http://schemas.microsoft.com/office/word/2020/wordml/sdtdatahash" xmlns:w16sdtfl="http://schemas.microsoft.com/office/word/2024/wordml/sdtformatlock" xmlns:w16se="http://schemas.microsoft.com/office/word/2015/wordml/symex" xmlns:wpg="http://schemas.microsoft.com/office/word/2010/wordprocessingGroup" xmlns:wpi="http://schemas.microsoft.com/office/word/2010/wordprocessingInk" xmlns:wne="http://schemas.microsoft.com/office/word/2006/wordml" xmlns:wps="http://schemas.microsoft.com/office/word/2010/wordprocessingShape" mc:Ignorable="w14 w15 w16se w16cid w16 w16cex w16sdtdh w16sdtfl w16du wp14">
   <w:body>
     <w:p>
       <w:pPr>
@@ -84,222 +84,6 @@
       </w:pPr>
       <w:r>
         <w:rPr>
-          <w:rFonts w:ascii="Times New Roman" w:hAnsi="Times New Roman" w:cs="Times New Roman"/>
-          <w:b/>
-          <w:bCs/>
-          <w:sz w:val="22"/>
-        </w:rPr>
-        <w:t>School of Life Science, Tsinghua University</w:t>
-      </w:r>
-      <w:r>
-        <w:rPr>
-          <w:rFonts w:ascii="Times New Roman" w:hAnsi="Times New Roman" w:cs="Times New Roman"/>
-          <w:sz w:val="22"/>
-        </w:rPr>
-        <w:t xml:space="preserve">                             </w:t>
-      </w:r>
-      <w:r>
-        <w:rPr>
-          <w:rFonts w:ascii="Times New Roman" w:hAnsi="Times New Roman" w:cs="Times New Roman"/>
-          <w:sz w:val="22"/>
-        </w:rPr>
-        <w:t xml:space="preserve">  </w:t>
-      </w:r>
-      <w:r>
-        <w:rPr>
-          <w:rFonts w:ascii="Times New Roman" w:hAnsi="Times New Roman" w:cs="Times New Roman"/>
-          <w:sz w:val="22"/>
-        </w:rPr>
-        <w:t xml:space="preserve">        Beijing, China</w:t>
-      </w:r>
-    </w:p>
-    <w:p>
-      <w:pPr>
-        <w:jc w:val="left"/>
-        <w:rPr>
-          <w:rFonts w:ascii="Times New Roman" w:hAnsi="Times New Roman" w:cs="Times New Roman"/>
-          <w:i/>
-          <w:iCs/>
-          <w:sz w:val="22"/>
-        </w:rPr>
-      </w:pPr>
-      <w:r>
-        <w:rPr>
-          <w:rFonts w:ascii="Times New Roman" w:hAnsi="Times New Roman" w:cs="Times New Roman"/>
-          <w:i/>
-          <w:iCs/>
-          <w:sz w:val="22"/>
-        </w:rPr>
-        <w:t xml:space="preserve">DevOps </w:t>
-      </w:r>
-      <w:r>
-        <w:rPr>
-          <w:rFonts w:ascii="Times New Roman" w:hAnsi="Times New Roman" w:cs="Times New Roman"/>
-          <w:i/>
-          <w:iCs/>
-          <w:sz w:val="22"/>
-        </w:rPr>
-        <w:t>Engineer</w:t>
-      </w:r>
-      <w:r>
-        <w:rPr>
-          <w:rFonts w:ascii="Times New Roman" w:hAnsi="Times New Roman" w:cs="Times New Roman"/>
-          <w:sz w:val="22"/>
-        </w:rPr>
-        <w:t xml:space="preserve">                                                      </w:t>
-      </w:r>
-      <w:r>
-        <w:rPr>
-          <w:rFonts w:ascii="Times New Roman" w:hAnsi="Times New Roman" w:cs="Times New Roman"/>
-          <w:sz w:val="22"/>
-        </w:rPr>
-        <w:t xml:space="preserve">   </w:t>
-      </w:r>
-      <w:r>
-        <w:rPr>
-          <w:rFonts w:ascii="Times New Roman" w:hAnsi="Times New Roman" w:cs="Times New Roman"/>
-          <w:i/>
-          <w:iCs/>
-          <w:sz w:val="22"/>
-        </w:rPr>
-        <w:t>Nov, 20</w:t>
-      </w:r>
-      <w:r>
-        <w:rPr>
-          <w:rFonts w:ascii="Times New Roman" w:hAnsi="Times New Roman" w:cs="Times New Roman"/>
-          <w:i/>
-          <w:iCs/>
-          <w:sz w:val="22"/>
-        </w:rPr>
-        <w:t>25</w:t>
-      </w:r>
-      <w:r>
-        <w:rPr>
-          <w:rFonts w:ascii="Times New Roman" w:hAnsi="Times New Roman" w:cs="Times New Roman"/>
-          <w:i/>
-          <w:iCs/>
-          <w:sz w:val="22"/>
-        </w:rPr>
-        <w:t xml:space="preserve"> – Present</w:t>
-      </w:r>
-    </w:p>
-    <w:p>
-      <w:pPr>
-        <w:jc w:val="left"/>
-        <w:rPr>
-          <w:rFonts w:ascii="Times New Roman" w:hAnsi="Times New Roman" w:cs="Times New Roman"/>
-          <w:sz w:val="22"/>
-        </w:rPr>
-      </w:pPr>
-      <w:r>
-        <w:rPr>
-          <w:rFonts w:ascii="Times New Roman" w:hAnsi="Times New Roman" w:cs="Times New Roman"/>
-          <w:i/>
-          <w:iCs/>
-          <w:sz w:val="22"/>
-        </w:rPr>
-        <w:t>Operations Engineer</w:t>
-      </w:r>
-      <w:r>
-        <w:rPr>
-          <w:rFonts w:ascii="Times New Roman" w:hAnsi="Times New Roman" w:cs="Times New Roman"/>
-          <w:sz w:val="22"/>
-        </w:rPr>
-        <w:t xml:space="preserve">                                                    </w:t>
-      </w:r>
-      <w:r>
-        <w:rPr>
-          <w:rFonts w:ascii="Times New Roman" w:hAnsi="Times New Roman" w:cs="Times New Roman"/>
-          <w:i/>
-          <w:iCs/>
-          <w:sz w:val="22"/>
-        </w:rPr>
-        <w:t xml:space="preserve">Nov, 2018 – </w:t>
-      </w:r>
-      <w:r>
-        <w:rPr>
-          <w:rFonts w:ascii="Times New Roman" w:hAnsi="Times New Roman" w:cs="Times New Roman"/>
-          <w:i/>
-          <w:iCs/>
-          <w:sz w:val="22"/>
-        </w:rPr>
-        <w:t>Nov, 2025</w:t>
-      </w:r>
-    </w:p>
-    <w:p>
-      <w:pPr>
-        <w:pStyle w:val="ListParagraph"/>
-        <w:numPr>
-          <w:ilvl w:val="0"/>
-          <w:numId w:val="6"/>
-        </w:numPr>
-        <w:ind w:firstLineChars="0"/>
-        <w:rPr>
-          <w:rFonts w:ascii="Times New Roman" w:hAnsi="Times New Roman" w:cs="Times New Roman"/>
-          <w:sz w:val="22"/>
-        </w:rPr>
-      </w:pPr>
-      <w:r>
-        <w:rPr>
-          <w:rFonts w:ascii="Times New Roman" w:hAnsi="Times New Roman" w:cs="Times New Roman"/>
-          <w:sz w:val="22"/>
-        </w:rPr>
-        <w:t>2023,</w:t>
-      </w:r>
-      <w:r>
-        <w:rPr>
-          <w:rFonts w:ascii="Times New Roman" w:hAnsi="Times New Roman" w:cs="Times New Roman"/>
-          <w:sz w:val="22"/>
-        </w:rPr>
-        <w:t xml:space="preserve"> </w:t>
-      </w:r>
-      <w:r>
-        <w:rPr>
-          <w:rFonts w:ascii="Times New Roman" w:hAnsi="Times New Roman" w:cs="Times New Roman"/>
-          <w:sz w:val="22"/>
-        </w:rPr>
-        <w:t>2025</w:t>
-      </w:r>
-      <w:r>
-        <w:rPr>
-          <w:rFonts w:ascii="Times New Roman" w:hAnsi="Times New Roman" w:cs="Times New Roman"/>
-          <w:sz w:val="22"/>
-        </w:rPr>
-        <w:t xml:space="preserve"> Advanced Individual</w:t>
-      </w:r>
-    </w:p>
-    <w:p>
-      <w:pPr>
-        <w:pStyle w:val="ListParagraph"/>
-        <w:numPr>
-          <w:ilvl w:val="0"/>
-          <w:numId w:val="6"/>
-        </w:numPr>
-        <w:ind w:firstLineChars="0"/>
-        <w:rPr>
-          <w:rFonts w:ascii="Times New Roman" w:hAnsi="Times New Roman" w:cs="Times New Roman"/>
-          <w:sz w:val="22"/>
-        </w:rPr>
-      </w:pPr>
-      <w:r>
-        <w:rPr>
-          <w:rFonts w:ascii="Times New Roman" w:hAnsi="Times New Roman" w:cs="Times New Roman"/>
-          <w:sz w:val="22"/>
-        </w:rPr>
-        <w:t>2019-2021, 2023-2025, Tsinghua University Laboratory Innovation Fund</w:t>
-      </w:r>
-    </w:p>
-    <w:p>
-      <w:pPr>
-        <w:jc w:val="left"/>
-        <w:rPr>
-          <w:rFonts w:ascii="Times New Roman" w:hAnsi="Times New Roman" w:cs="Times New Roman"/>
-          <w:sz w:val="22"/>
-        </w:rPr>
-      </w:pPr>
-      <w:proofErr w:type="spellStart"/>
-      <w:r>
-        <w:rPr>
           <w:rFonts w:ascii="Times New Roman" w:hAnsi="Times New Roman" w:cs="Times New Roman" w:hint="eastAsia"/>
           <w:b/>
           <w:bCs/>
@@ -307,7 +91,6 @@
         </w:rPr>
         <w:t>Evolidea</w:t>
       </w:r>
-      <w:proofErr w:type="spellEnd"/>
       <w:r>
         <w:rPr>
           <w:rFonts w:ascii="Times New Roman" w:hAnsi="Times New Roman" w:cs="Times New Roman"/>
@@ -368,19 +151,19 @@
       <w:pPr>
         <w:jc w:val="left"/>
         <w:rPr>
+          <w:rFonts w:ascii="Times New Roman" w:hAnsi="Times New Roman" w:cs="Times New Roman"/>
+          <w:i/>
+          <w:iCs/>
+          <w:sz w:val="22"/>
+        </w:rPr>
+      </w:pPr>
+      <w:r>
+        <w:rPr>
           <w:rFonts w:ascii="Times New Roman" w:hAnsi="Times New Roman" w:cs="Times New Roman" w:hint="eastAsia"/>
           <w:i/>
           <w:iCs/>
           <w:sz w:val="22"/>
         </w:rPr>
-      </w:pPr>
-      <w:r>
-        <w:rPr>
-          <w:rFonts w:ascii="Times New Roman" w:hAnsi="Times New Roman" w:cs="Times New Roman" w:hint="eastAsia"/>
-          <w:i/>
-          <w:iCs/>
-          <w:sz w:val="22"/>
-        </w:rPr>
         <w:t>Funder</w:t>
       </w:r>
       <w:r>
@@ -390,7 +173,7 @@
           <w:iCs/>
           <w:sz w:val="22"/>
         </w:rPr>
-        <w:t xml:space="preserve"> &amp; Chairman                                                    Jan</w:t>
+        <w:t xml:space="preserve"> &amp; Chairman                                                       Jan</w:t>
       </w:r>
       <w:r>
         <w:rPr>
@@ -417,39 +200,12 @@
           <w:iCs/>
           <w:sz w:val="22"/>
         </w:rPr>
-        <w:t xml:space="preserve"> – </w:t>
-      </w:r>
-      <w:r>
-        <w:rPr>
-          <w:rFonts w:ascii="Times New Roman" w:hAnsi="Times New Roman" w:cs="Times New Roman" w:hint="eastAsia"/>
-          <w:i/>
-          <w:iCs/>
-          <w:sz w:val="22"/>
-        </w:rPr>
-        <w:t>Jun</w:t>
-      </w:r>
-      <w:r>
-        <w:rPr>
-          <w:rFonts w:ascii="Times New Roman" w:hAnsi="Times New Roman" w:cs="Times New Roman"/>
-          <w:i/>
-          <w:iCs/>
-          <w:sz w:val="22"/>
-        </w:rPr>
-        <w:t>, 202</w:t>
-      </w:r>
-      <w:r>
-        <w:rPr>
-          <w:rFonts w:ascii="Times New Roman" w:hAnsi="Times New Roman" w:cs="Times New Roman" w:hint="eastAsia"/>
-          <w:i/>
-          <w:iCs/>
-          <w:sz w:val="22"/>
-        </w:rPr>
-        <w:t>6</w:t>
+        <w:t xml:space="preserve"> – Present</w:t>
       </w:r>
     </w:p>
     <w:p>
       <w:pPr>
-        <w:pStyle w:val="ListParagraph"/>
+        <w:pStyle w:val="a5"/>
         <w:numPr>
           <w:ilvl w:val="0"/>
           <w:numId w:val="6"/>
@@ -473,14 +229,229 @@
     </w:p>
     <w:p>
       <w:pPr>
-        <w:rPr>
-          <w:rFonts w:ascii="Times New Roman" w:hAnsi="Times New Roman" w:cs="Times New Roman"/>
-          <w:sz w:val="22"/>
-        </w:rPr>
-      </w:pPr>
+        <w:jc w:val="left"/>
+        <w:rPr>
+          <w:rFonts w:ascii="Times New Roman" w:hAnsi="Times New Roman" w:cs="Times New Roman"/>
+          <w:sz w:val="22"/>
+        </w:rPr>
+      </w:pPr>
+      <w:r>
+        <w:rPr>
+          <w:rFonts w:ascii="Times New Roman" w:hAnsi="Times New Roman" w:cs="Times New Roman"/>
+          <w:b/>
+          <w:bCs/>
+          <w:sz w:val="22"/>
+        </w:rPr>
+        <w:t>School of Life Science, Tsinghua University</w:t>
+      </w:r>
+      <w:r>
+        <w:rPr>
+          <w:rFonts w:ascii="Times New Roman" w:hAnsi="Times New Roman" w:cs="Times New Roman"/>
+          <w:sz w:val="22"/>
+        </w:rPr>
+        <w:t xml:space="preserve">                             </w:t>
+      </w:r>
+      <w:r>
+        <w:rPr>
+          <w:rFonts w:ascii="Times New Roman" w:hAnsi="Times New Roman" w:cs="Times New Roman"/>
+          <w:sz w:val="22"/>
+        </w:rPr>
+        <w:t xml:space="preserve">  </w:t>
+      </w:r>
+      <w:r>
+        <w:rPr>
+          <w:rFonts w:ascii="Times New Roman" w:hAnsi="Times New Roman" w:cs="Times New Roman"/>
+          <w:sz w:val="22"/>
+        </w:rPr>
+        <w:t xml:space="preserve">        Beijing, China</w:t>
+      </w:r>
     </w:p>
     <w:p>
       <w:pPr>
+        <w:jc w:val="left"/>
+        <w:rPr>
+          <w:rFonts w:ascii="Times New Roman" w:hAnsi="Times New Roman" w:cs="Times New Roman"/>
+          <w:i/>
+          <w:iCs/>
+          <w:sz w:val="22"/>
+        </w:rPr>
+      </w:pPr>
+      <w:r>
+        <w:rPr>
+          <w:rFonts w:ascii="Times New Roman" w:hAnsi="Times New Roman" w:cs="Times New Roman"/>
+          <w:i/>
+          <w:iCs/>
+          <w:sz w:val="22"/>
+        </w:rPr>
+        <w:t xml:space="preserve">DevOps </w:t>
+      </w:r>
+      <w:r>
+        <w:rPr>
+          <w:rFonts w:ascii="Times New Roman" w:hAnsi="Times New Roman" w:cs="Times New Roman"/>
+          <w:i/>
+          <w:iCs/>
+          <w:sz w:val="22"/>
+        </w:rPr>
+        <w:t>Engineer</w:t>
+      </w:r>
+      <w:r>
+        <w:rPr>
+          <w:rFonts w:ascii="Times New Roman" w:hAnsi="Times New Roman" w:cs="Times New Roman"/>
+          <w:sz w:val="22"/>
+        </w:rPr>
+        <w:t xml:space="preserve">                                                      </w:t>
+      </w:r>
+      <w:r>
+        <w:rPr>
+          <w:rFonts w:ascii="Times New Roman" w:hAnsi="Times New Roman" w:cs="Times New Roman"/>
+          <w:sz w:val="22"/>
+        </w:rPr>
+        <w:t xml:space="preserve">   </w:t>
+      </w:r>
+      <w:r>
+        <w:rPr>
+          <w:rFonts w:ascii="Times New Roman" w:hAnsi="Times New Roman" w:cs="Times New Roman"/>
+          <w:i/>
+          <w:iCs/>
+          <w:sz w:val="22"/>
+        </w:rPr>
+        <w:t>Nov, 20</w:t>
+      </w:r>
+      <w:r>
+        <w:rPr>
+          <w:rFonts w:ascii="Times New Roman" w:hAnsi="Times New Roman" w:cs="Times New Roman"/>
+          <w:i/>
+          <w:iCs/>
+          <w:sz w:val="22"/>
+        </w:rPr>
+        <w:t>25</w:t>
+      </w:r>
+      <w:r>
+        <w:rPr>
+          <w:rFonts w:ascii="Times New Roman" w:hAnsi="Times New Roman" w:cs="Times New Roman"/>
+          <w:i/>
+          <w:iCs/>
+          <w:sz w:val="22"/>
+        </w:rPr>
+        <w:t xml:space="preserve"> – Present</w:t>
+      </w:r>
+    </w:p>
+    <w:p>
+      <w:pPr>
+        <w:jc w:val="left"/>
+        <w:rPr>
+          <w:rFonts w:ascii="Times New Roman" w:hAnsi="Times New Roman" w:cs="Times New Roman"/>
+          <w:sz w:val="22"/>
+        </w:rPr>
+      </w:pPr>
+      <w:r>
+        <w:rPr>
+          <w:rFonts w:ascii="Times New Roman" w:hAnsi="Times New Roman" w:cs="Times New Roman"/>
+          <w:i/>
+          <w:iCs/>
+          <w:sz w:val="22"/>
+        </w:rPr>
+        <w:t>Operations Engineer</w:t>
+      </w:r>
+      <w:r>
+        <w:rPr>
+          <w:rFonts w:ascii="Times New Roman" w:hAnsi="Times New Roman" w:cs="Times New Roman"/>
+          <w:sz w:val="22"/>
+        </w:rPr>
+        <w:t xml:space="preserve">                                                    </w:t>
+      </w:r>
+      <w:r>
+        <w:rPr>
+          <w:rFonts w:ascii="Times New Roman" w:hAnsi="Times New Roman" w:cs="Times New Roman"/>
+          <w:i/>
+          <w:iCs/>
+          <w:sz w:val="22"/>
+        </w:rPr>
+        <w:t xml:space="preserve">Nov, 2018 – </w:t>
+      </w:r>
+      <w:r>
+        <w:rPr>
+          <w:rFonts w:ascii="Times New Roman" w:hAnsi="Times New Roman" w:cs="Times New Roman"/>
+          <w:i/>
+          <w:iCs/>
+          <w:sz w:val="22"/>
+        </w:rPr>
+        <w:t>Nov, 2025</w:t>
+      </w:r>
+    </w:p>
+    <w:p>
+      <w:pPr>
+        <w:pStyle w:val="a5"/>
+        <w:numPr>
+          <w:ilvl w:val="0"/>
+          <w:numId w:val="6"/>
+        </w:numPr>
+        <w:ind w:firstLineChars="0"/>
+        <w:rPr>
+          <w:rFonts w:ascii="Times New Roman" w:hAnsi="Times New Roman" w:cs="Times New Roman"/>
+          <w:sz w:val="22"/>
+        </w:rPr>
+      </w:pPr>
+      <w:r>
+        <w:rPr>
+          <w:rFonts w:ascii="Times New Roman" w:hAnsi="Times New Roman" w:cs="Times New Roman"/>
+          <w:sz w:val="22"/>
+        </w:rPr>
+        <w:t>2023,</w:t>
+      </w:r>
+      <w:r>
+        <w:rPr>
+          <w:rFonts w:ascii="Times New Roman" w:hAnsi="Times New Roman" w:cs="Times New Roman"/>
+          <w:sz w:val="22"/>
+        </w:rPr>
+        <w:t xml:space="preserve"> </w:t>
+      </w:r>
+      <w:r>
+        <w:rPr>
+          <w:rFonts w:ascii="Times New Roman" w:hAnsi="Times New Roman" w:cs="Times New Roman"/>
+          <w:sz w:val="22"/>
+        </w:rPr>
+        <w:t>2025</w:t>
+      </w:r>
+      <w:r>
+        <w:rPr>
+          <w:rFonts w:ascii="Times New Roman" w:hAnsi="Times New Roman" w:cs="Times New Roman"/>
+          <w:sz w:val="22"/>
+        </w:rPr>
+        <w:t xml:space="preserve"> Advanced Individual</w:t>
+      </w:r>
+    </w:p>
+    <w:p>
+      <w:pPr>
+        <w:pStyle w:val="a5"/>
+        <w:numPr>
+          <w:ilvl w:val="0"/>
+          <w:numId w:val="6"/>
+        </w:numPr>
+        <w:ind w:firstLineChars="0"/>
+        <w:rPr>
+          <w:rFonts w:ascii="Times New Roman" w:hAnsi="Times New Roman" w:cs="Times New Roman"/>
+          <w:sz w:val="22"/>
+        </w:rPr>
+      </w:pPr>
+      <w:r>
+        <w:rPr>
+          <w:rFonts w:ascii="Times New Roman" w:hAnsi="Times New Roman" w:cs="Times New Roman"/>
+          <w:sz w:val="22"/>
+        </w:rPr>
+        <w:t>2019-2021, 2023-2025, Tsinghua University Laboratory Innovation Fund</w:t>
+      </w:r>
+    </w:p>
+    <w:p>
+      <w:pPr>
+        <w:rPr>
+          <w:rFonts w:ascii="Times New Roman" w:hAnsi="Times New Roman" w:cs="Times New Roman"/>
+          <w:sz w:val="22"/>
+        </w:rPr>
+      </w:pPr>
+    </w:p>
+    <w:p>
+      <w:pPr>
         <w:rPr>
           <w:rFonts w:ascii="Times New Roman" w:hAnsi="Times New Roman" w:cs="Times New Roman"/>
           <w:b/>
@@ -749,7 +720,7 @@
     </w:p>
     <w:p>
       <w:pPr>
-        <w:pStyle w:val="ListParagraph"/>
+        <w:pStyle w:val="a5"/>
         <w:numPr>
           <w:ilvl w:val="0"/>
           <w:numId w:val="9"/>
@@ -777,7 +748,7 @@
     </w:p>
     <w:p>
       <w:pPr>
-        <w:pStyle w:val="ListParagraph"/>
+        <w:pStyle w:val="a5"/>
         <w:numPr>
           <w:ilvl w:val="0"/>
           <w:numId w:val="9"/>
@@ -917,7 +888,7 @@
     </w:p>
     <w:p>
       <w:pPr>
-        <w:pStyle w:val="ListParagraph"/>
+        <w:pStyle w:val="a5"/>
         <w:numPr>
           <w:ilvl w:val="0"/>
           <w:numId w:val="10"/>
@@ -1097,32 +1068,12 @@
           <w:bCs/>
           <w:sz w:val="22"/>
         </w:rPr>
-        <w:t xml:space="preserve"> </w:t>
-      </w:r>
-      <w:proofErr w:type="spellStart"/>
-      <w:r>
-        <w:rPr>
-          <w:rFonts w:ascii="Times New Roman" w:hAnsi="Times New Roman" w:cs="Times New Roman"/>
-          <w:b/>
-          <w:bCs/>
-          <w:sz w:val="22"/>
-        </w:rPr>
-        <w:t>Charterholder</w:t>
-      </w:r>
-      <w:proofErr w:type="spellEnd"/>
-      <w:r>
-        <w:rPr>
-          <w:rFonts w:ascii="Times New Roman" w:hAnsi="Times New Roman" w:cs="Times New Roman"/>
-          <w:b/>
-          <w:bCs/>
-          <w:sz w:val="22"/>
-        </w:rPr>
-        <w:t>, CFA Institute</w:t>
+        <w:t xml:space="preserve"> Charterholder, CFA Institute</w:t>
       </w:r>
     </w:p>
     <w:p>
       <w:pPr>
-        <w:pStyle w:val="ListParagraph"/>
+        <w:pStyle w:val="a5"/>
         <w:numPr>
           <w:ilvl w:val="0"/>
           <w:numId w:val="6"/>
@@ -1226,7 +1177,7 @@
     </w:p>
     <w:p>
       <w:pPr>
-        <w:pStyle w:val="ListParagraph"/>
+        <w:pStyle w:val="a5"/>
         <w:numPr>
           <w:ilvl w:val="0"/>
           <w:numId w:val="8"/>
@@ -1286,7 +1237,7 @@
     </w:p>
     <w:p>
       <w:pPr>
-        <w:pStyle w:val="ListParagraph"/>
+        <w:pStyle w:val="a5"/>
         <w:numPr>
           <w:ilvl w:val="0"/>
           <w:numId w:val="8"/>
@@ -1381,7 +1332,7 @@
     </w:p>
     <w:p>
       <w:pPr>
-        <w:pStyle w:val="ListParagraph"/>
+        <w:pStyle w:val="a5"/>
         <w:numPr>
           <w:ilvl w:val="0"/>
           <w:numId w:val="8"/>
@@ -1413,28 +1364,12 @@
           <w:rFonts w:ascii="Times New Roman" w:hAnsi="Times New Roman" w:cs="Times New Roman"/>
           <w:sz w:val="22"/>
         </w:rPr>
-        <w:t xml:space="preserve">., et al. The Genome of Bacillus </w:t>
-      </w:r>
-      <w:proofErr w:type="spellStart"/>
-      <w:r>
-        <w:rPr>
-          <w:rFonts w:ascii="Times New Roman" w:hAnsi="Times New Roman" w:cs="Times New Roman"/>
-          <w:sz w:val="22"/>
-        </w:rPr>
-        <w:t>Aryabhattai</w:t>
-      </w:r>
-      <w:proofErr w:type="spellEnd"/>
-      <w:r>
-        <w:rPr>
-          <w:rFonts w:ascii="Times New Roman" w:hAnsi="Times New Roman" w:cs="Times New Roman"/>
-          <w:sz w:val="22"/>
-        </w:rPr>
-        <w:t xml:space="preserve"> T61 Reveals its Adaptation to Tibetan Plateau Environment. Genes &amp; Genomics, (2016). 38(3):293-301.</w:t>
+        <w:t>., et al. The Genome of Bacillus Aryabhattai T61 Reveals its Adaptation to Tibetan Plateau Environment. Genes &amp; Genomics, (2016). 38(3):293-301.</w:t>
       </w:r>
     </w:p>
     <w:p>
       <w:pPr>
-        <w:pStyle w:val="ListParagraph"/>
+        <w:pStyle w:val="a5"/>
         <w:numPr>
           <w:ilvl w:val="0"/>
           <w:numId w:val="8"/>
@@ -1557,7 +1492,7 @@
     </w:p>
     <w:p>
       <w:pPr>
-        <w:pStyle w:val="ListParagraph"/>
+        <w:pStyle w:val="a5"/>
         <w:numPr>
           <w:ilvl w:val="0"/>
           <w:numId w:val="8"/>
@@ -1636,7 +1571,7 @@
     </w:p>
     <w:p>
       <w:pPr>
-        <w:pStyle w:val="ListParagraph"/>
+        <w:pStyle w:val="a5"/>
         <w:numPr>
           <w:ilvl w:val="0"/>
           <w:numId w:val="8"/>
@@ -1743,7 +1678,7 @@
     </w:p>
     <w:p>
       <w:pPr>
-        <w:pStyle w:val="ListParagraph"/>
+        <w:pStyle w:val="a5"/>
         <w:numPr>
           <w:ilvl w:val="0"/>
           <w:numId w:val="8"/>
@@ -1978,7 +1913,7 @@
     </w:p>
     <w:p>
       <w:pPr>
-        <w:pStyle w:val="ListParagraph"/>
+        <w:pStyle w:val="a5"/>
         <w:numPr>
           <w:ilvl w:val="0"/>
           <w:numId w:val="8"/>
@@ -2164,7 +2099,7 @@
 </file>
 
 <file path=word/endnotes.xml><?xml version="1.0" encoding="utf-8"?>
-<w:endnotes xmlns:wpc="http://schemas.microsoft.com/office/word/2010/wordprocessingCanvas" xmlns:cx="http://schemas.microsoft.com/office/drawing/2014/chartex" xmlns:cx1="http://schemas.microsoft.com/office/drawing/2015/9/8/chartex" xmlns:cx2="http://schemas.microsoft.com/office/drawing/2015/10/21/chartex" xmlns:cx3="http://schemas.microsoft.com/office/drawing/2016/5/9/chartex" xmlns:cx4="http://schemas.microsoft.com/office/drawing/2016/5/10/chartex" xmlns:cx5="http://schemas.microsoft.com/office/drawing/2016/5/11/chartex" xmlns:cx6="http://schemas.microsoft.com/office/drawing/2016/5/12/chartex" xmlns:cx7="http://schemas.microsoft.com/office/drawing/2016/5/13/chartex" xmlns:cx8="http://schemas.microsoft.com/office/drawing/2016/5/14/chartex" xmlns:mc="http://schemas.openxmlformats.org/markup-compatibility/2006" xmlns:aink="http://schemas.microsoft.com/office/drawing/2016/ink" xmlns:am3d="http://schemas.microsoft.com/office/drawing/2017/model3d" xmlns:o="urn:schemas-microsoft-com:office:office" xmlns:oel="http://schemas.microsoft.com/office/2019/extlst" xmlns:r="http://schemas.openxmlformats.org/officeDocument/2006/relationships" xmlns:m="http://schemas.openxmlformats.org/officeDocument/2006/math" xmlns:v="urn:schemas-microsoft-com:vml" xmlns:wp14="http://schemas.microsoft.com/office/word/2010/wordprocessingDrawing" xmlns:wp="http://schemas.openxmlformats.org/drawingml/2006/wordprocessingDrawing" xmlns:w10="urn:schemas-microsoft-com:office:word" xmlns:w="http://schemas.openxmlformats.org/wordprocessingml/2006/main" xmlns:w14="http://schemas.microsoft.com/office/word/2010/wordml" xmlns:w15="http://schemas.microsoft.com/office/word/2012/wordml" xmlns:w16cex="http://schemas.microsoft.com/office/word/2018/wordml/cex" xmlns:w16cid="http://schemas.microsoft.com/office/word/2016/wordml/cid" xmlns:w16="http://schemas.microsoft.com/office/word/2018/wordml" xmlns:w16sdtdh="http://schemas.microsoft.com/office/word/2020/wordml/sdtdatahash" xmlns:w16se="http://schemas.microsoft.com/office/word/2015/wordml/symex" xmlns:wpg="http://schemas.microsoft.com/office/word/2010/wordprocessingGroup" xmlns:wpi="http://schemas.microsoft.com/office/word/2010/wordprocessingInk" xmlns:wne="http://schemas.microsoft.com/office/word/2006/wordml" xmlns:wps="http://schemas.microsoft.com/office/word/2010/wordprocessingShape" mc:Ignorable="w14 w15 w16se w16cid w16 w16cex w16sdtdh wp14">
+<w:endnotes xmlns:wpc="http://schemas.microsoft.com/office/word/2010/wordprocessingCanvas" xmlns:cx="http://schemas.microsoft.com/office/drawing/2014/chartex" xmlns:cx1="http://schemas.microsoft.com/office/drawing/2015/9/8/chartex" xmlns:cx2="http://schemas.microsoft.com/office/drawing/2015/10/21/chartex" xmlns:cx3="http://schemas.microsoft.com/office/drawing/2016/5/9/chartex" xmlns:cx4="http://schemas.microsoft.com/office/drawing/2016/5/10/chartex" xmlns:cx5="http://schemas.microsoft.com/office/drawing/2016/5/11/chartex" xmlns:cx6="http://schemas.microsoft.com/office/drawing/2016/5/12/chartex" xmlns:cx7="http://schemas.microsoft.com/office/drawing/2016/5/13/chartex" xmlns:cx8="http://schemas.microsoft.com/office/drawing/2016/5/14/chartex" xmlns:mc="http://schemas.openxmlformats.org/markup-compatibility/2006" xmlns:aink="http://schemas.microsoft.com/office/drawing/2016/ink" xmlns:am3d="http://schemas.microsoft.com/office/drawing/2017/model3d" xmlns:o="urn:schemas-microsoft-com:office:office" xmlns:oel="http://schemas.microsoft.com/office/2019/extlst" xmlns:r="http://schemas.openxmlformats.org/officeDocument/2006/relationships" xmlns:m="http://schemas.openxmlformats.org/officeDocument/2006/math" xmlns:v="urn:schemas-microsoft-com:vml" xmlns:wp14="http://schemas.microsoft.com/office/word/2010/wordprocessingDrawing" xmlns:wp="http://schemas.openxmlformats.org/drawingml/2006/wordprocessingDrawing" xmlns:w10="urn:schemas-microsoft-com:office:word" xmlns:w="http://schemas.openxmlformats.org/wordprocessingml/2006/main" xmlns:w14="http://schemas.microsoft.com/office/word/2010/wordml" xmlns:w15="http://schemas.microsoft.com/office/word/2012/wordml" xmlns:w16cex="http://schemas.microsoft.com/office/word/2018/wordml/cex" xmlns:w16cid="http://schemas.microsoft.com/office/word/2016/wordml/cid" xmlns:w16="http://schemas.microsoft.com/office/word/2018/wordml" xmlns:w16du="http://schemas.microsoft.com/office/word/2023/wordml/word16du" xmlns:w16sdtdh="http://schemas.microsoft.com/office/word/2020/wordml/sdtdatahash" xmlns:w16sdtfl="http://schemas.microsoft.com/office/word/2024/wordml/sdtformatlock" xmlns:w16se="http://schemas.microsoft.com/office/word/2015/wordml/symex" xmlns:wpg="http://schemas.microsoft.com/office/word/2010/wordprocessingGroup" xmlns:wpi="http://schemas.microsoft.com/office/word/2010/wordprocessingInk" xmlns:wne="http://schemas.microsoft.com/office/word/2006/wordml" xmlns:wps="http://schemas.microsoft.com/office/word/2010/wordprocessingShape" mc:Ignorable="w14 w15 w16se w16cid w16 w16cex w16sdtdh w16sdtfl w16du wp14">
   <w:endnote w:type="separator" w:id="-1">
     <w:p>
       <w:r>
@@ -2183,7 +2118,7 @@
 </file>
 
 <file path=word/footnotes.xml><?xml version="1.0" encoding="utf-8"?>
-<w:footnotes xmlns:wpc="http://schemas.microsoft.com/office/word/2010/wordprocessingCanvas" xmlns:cx="http://schemas.microsoft.com/office/drawing/2014/chartex" xmlns:cx1="http://schemas.microsoft.com/office/drawing/2015/9/8/chartex" xmlns:cx2="http://schemas.microsoft.com/office/drawing/2015/10/21/chartex" xmlns:cx3="http://schemas.microsoft.com/office/drawing/2016/5/9/chartex" xmlns:cx4="http://schemas.microsoft.com/office/drawing/2016/5/10/chartex" xmlns:cx5="http://schemas.microsoft.com/office/drawing/2016/5/11/chartex" xmlns:cx6="http://schemas.microsoft.com/office/drawing/2016/5/12/chartex" xmlns:cx7="http://schemas.microsoft.com/office/drawing/2016/5/13/chartex" xmlns:cx8="http://schemas.microsoft.com/office/drawing/2016/5/14/chartex" xmlns:mc="http://schemas.openxmlformats.org/markup-compatibility/2006" xmlns:aink="http://schemas.microsoft.com/office/drawing/2016/ink" xmlns:am3d="http://schemas.microsoft.com/office/drawing/2017/model3d" xmlns:o="urn:schemas-microsoft-com:office:office" xmlns:oel="http://schemas.microsoft.com/office/2019/extlst" xmlns:r="http://schemas.openxmlformats.org/officeDocument/2006/relationships" xmlns:m="http://schemas.openxmlformats.org/officeDocument/2006/math" xmlns:v="urn:schemas-microsoft-com:vml" xmlns:wp14="http://schemas.microsoft.com/office/word/2010/wordprocessingDrawing" xmlns:wp="http://schemas.openxmlformats.org/drawingml/2006/wordprocessingDrawing" xmlns:w10="urn:schemas-microsoft-com:office:word" xmlns:w="http://schemas.openxmlformats.org/wordprocessingml/2006/main" xmlns:w14="http://schemas.microsoft.com/office/word/2010/wordml" xmlns:w15="http://schemas.microsoft.com/office/word/2012/wordml" xmlns:w16cex="http://schemas.microsoft.com/office/word/2018/wordml/cex" xmlns:w16cid="http://schemas.microsoft.com/office/word/2016/wordml/cid" xmlns:w16="http://schemas.microsoft.com/office/word/2018/wordml" xmlns:w16sdtdh="http://schemas.microsoft.com/office/word/2020/wordml/sdtdatahash" xmlns:w16se="http://schemas.microsoft.com/office/word/2015/wordml/symex" xmlns:wpg="http://schemas.microsoft.com/office/word/2010/wordprocessingGroup" xmlns:wpi="http://schemas.microsoft.com/office/word/2010/wordprocessingInk" xmlns:wne="http://schemas.microsoft.com/office/word/2006/wordml" xmlns:wps="http://schemas.microsoft.com/office/word/2010/wordprocessingShape" mc:Ignorable="w14 w15 w16se w16cid w16 w16cex w16sdtdh wp14">
+<w:footnotes xmlns:wpc="http://schemas.microsoft.com/office/word/2010/wordprocessingCanvas" xmlns:cx="http://schemas.microsoft.com/office/drawing/2014/chartex" xmlns:cx1="http://schemas.microsoft.com/office/drawing/2015/9/8/chartex" xmlns:cx2="http://schemas.microsoft.com/office/drawing/2015/10/21/chartex" xmlns:cx3="http://schemas.microsoft.com/office/drawing/2016/5/9/chartex" xmlns:cx4="http://schemas.microsoft.com/office/drawing/2016/5/10/chartex" xmlns:cx5="http://schemas.microsoft.com/office/drawing/2016/5/11/chartex" xmlns:cx6="http://schemas.microsoft.com/office/drawing/2016/5/12/chartex" xmlns:cx7="http://schemas.microsoft.com/office/drawing/2016/5/13/chartex" xmlns:cx8="http://schemas.microsoft.com/office/drawing/2016/5/14/chartex" xmlns:mc="http://schemas.openxmlformats.org/markup-compatibility/2006" xmlns:aink="http://schemas.microsoft.com/office/drawing/2016/ink" xmlns:am3d="http://schemas.microsoft.com/office/drawing/2017/model3d" xmlns:o="urn:schemas-microsoft-com:office:office" xmlns:oel="http://schemas.microsoft.com/office/2019/extlst" xmlns:r="http://schemas.openxmlformats.org/officeDocument/2006/relationships" xmlns:m="http://schemas.openxmlformats.org/officeDocument/2006/math" xmlns:v="urn:schemas-microsoft-com:vml" xmlns:wp14="http://schemas.microsoft.com/office/word/2010/wordprocessingDrawing" xmlns:wp="http://schemas.openxmlformats.org/drawingml/2006/wordprocessingDrawing" xmlns:w10="urn:schemas-microsoft-com:office:word" xmlns:w="http://schemas.openxmlformats.org/wordprocessingml/2006/main" xmlns:w14="http://schemas.microsoft.com/office/word/2010/wordml" xmlns:w15="http://schemas.microsoft.com/office/word/2012/wordml" xmlns:w16cex="http://schemas.microsoft.com/office/word/2018/wordml/cex" xmlns:w16cid="http://schemas.microsoft.com/office/word/2016/wordml/cid" xmlns:w16="http://schemas.microsoft.com/office/word/2018/wordml" xmlns:w16du="http://schemas.microsoft.com/office/word/2023/wordml/word16du" xmlns:w16sdtdh="http://schemas.microsoft.com/office/word/2020/wordml/sdtdatahash" xmlns:w16sdtfl="http://schemas.microsoft.com/office/word/2024/wordml/sdtformatlock" xmlns:w16se="http://schemas.microsoft.com/office/word/2015/wordml/symex" xmlns:wpg="http://schemas.microsoft.com/office/word/2010/wordprocessingGroup" xmlns:wpi="http://schemas.microsoft.com/office/word/2010/wordprocessingInk" xmlns:wne="http://schemas.microsoft.com/office/word/2006/wordml" xmlns:wps="http://schemas.microsoft.com/office/word/2010/wordprocessingShape" mc:Ignorable="w14 w15 w16se w16cid w16 w16cex w16sdtdh w16sdtfl w16du wp14">
   <w:footnote w:type="separator" w:id="-1">
     <w:p>
       <w:r>
@@ -2202,7 +2137,7 @@
 </file>
 
 <file path=word/numbering.xml><?xml version="1.0" encoding="utf-8"?>
-<w:numbering xmlns:wpc="http://schemas.microsoft.com/office/word/2010/wordprocessingCanvas" xmlns:cx="http://schemas.microsoft.com/office/drawing/2014/chartex" xmlns:cx1="http://schemas.microsoft.com/office/drawing/2015/9/8/chartex" xmlns:cx2="http://schemas.microsoft.com/office/drawing/2015/10/21/chartex" xmlns:cx3="http://schemas.microsoft.com/office/drawing/2016/5/9/chartex" xmlns:cx4="http://schemas.microsoft.com/office/drawing/2016/5/10/chartex" xmlns:cx5="http://schemas.microsoft.com/office/drawing/2016/5/11/chartex" xmlns:cx6="http://schemas.microsoft.com/office/drawing/2016/5/12/chartex" xmlns:cx7="http://schemas.microsoft.com/office/drawing/2016/5/13/chartex" xmlns:cx8="http://schemas.microsoft.com/office/drawing/2016/5/14/chartex" xmlns:mc="http://schemas.openxmlformats.org/markup-compatibility/2006" xmlns:aink="http://schemas.microsoft.com/office/drawing/2016/ink" xmlns:am3d="http://schemas.microsoft.com/office/drawing/2017/model3d" xmlns:o="urn:schemas-microsoft-com:office:office" xmlns:oel="http://schemas.microsoft.com/office/2019/extlst" xmlns:r="http://schemas.openxmlformats.org/officeDocument/2006/relationships" xmlns:m="http://schemas.openxmlformats.org/officeDocument/2006/math" xmlns:v="urn:schemas-microsoft-com:vml" xmlns:wp14="http://schemas.microsoft.com/office/word/2010/wordprocessingDrawing" xmlns:wp="http://schemas.openxmlformats.org/drawingml/2006/wordprocessingDrawing" xmlns:w10="urn:schemas-microsoft-com:office:word" xmlns:w="http://schemas.openxmlformats.org/wordprocessingml/2006/main" xmlns:w14="http://schemas.microsoft.com/office/word/2010/wordml" xmlns:w15="http://schemas.microsoft.com/office/word/2012/wordml" xmlns:w16cex="http://schemas.microsoft.com/office/word/2018/wordml/cex" xmlns:w16cid="http://schemas.microsoft.com/office/word/2016/wordml/cid" xmlns:w16="http://schemas.microsoft.com/office/word/2018/wordml" xmlns:w16sdtdh="http://schemas.microsoft.com/office/word/2020/wordml/sdtdatahash" xmlns:w16se="http://schemas.microsoft.com/office/word/2015/wordml/symex" xmlns:wpg="http://schemas.microsoft.com/office/word/2010/wordprocessingGroup" xmlns:wpi="http://schemas.microsoft.com/office/word/2010/wordprocessingInk" xmlns:wne="http://schemas.microsoft.com/office/word/2006/wordml" xmlns:wps="http://schemas.microsoft.com/office/word/2010/wordprocessingShape" mc:Ignorable="w14 w15 w16se w16cid w16 w16cex w16sdtdh wp14">
+<w:numbering xmlns:wpc="http://schemas.microsoft.com/office/word/2010/wordprocessingCanvas" xmlns:cx="http://schemas.microsoft.com/office/drawing/2014/chartex" xmlns:cx1="http://schemas.microsoft.com/office/drawing/2015/9/8/chartex" xmlns:cx2="http://schemas.microsoft.com/office/drawing/2015/10/21/chartex" xmlns:cx3="http://schemas.microsoft.com/office/drawing/2016/5/9/chartex" xmlns:cx4="http://schemas.microsoft.com/office/drawing/2016/5/10/chartex" xmlns:cx5="http://schemas.microsoft.com/office/drawing/2016/5/11/chartex" xmlns:cx6="http://schemas.microsoft.com/office/drawing/2016/5/12/chartex" xmlns:cx7="http://schemas.microsoft.com/office/drawing/2016/5/13/chartex" xmlns:cx8="http://schemas.microsoft.com/office/drawing/2016/5/14/chartex" xmlns:mc="http://schemas.openxmlformats.org/markup-compatibility/2006" xmlns:aink="http://schemas.microsoft.com/office/drawing/2016/ink" xmlns:am3d="http://schemas.microsoft.com/office/drawing/2017/model3d" xmlns:o="urn:schemas-microsoft-com:office:office" xmlns:oel="http://schemas.microsoft.com/office/2019/extlst" xmlns:r="http://schemas.openxmlformats.org/officeDocument/2006/relationships" xmlns:m="http://schemas.openxmlformats.org/officeDocument/2006/math" xmlns:v="urn:schemas-microsoft-com:vml" xmlns:wp14="http://schemas.microsoft.com/office/word/2010/wordprocessingDrawing" xmlns:wp="http://schemas.openxmlformats.org/drawingml/2006/wordprocessingDrawing" xmlns:w10="urn:schemas-microsoft-com:office:word" xmlns:w="http://schemas.openxmlformats.org/wordprocessingml/2006/main" xmlns:w14="http://schemas.microsoft.com/office/word/2010/wordml" xmlns:w15="http://schemas.microsoft.com/office/word/2012/wordml" xmlns:w16cex="http://schemas.microsoft.com/office/word/2018/wordml/cex" xmlns:w16cid="http://schemas.microsoft.com/office/word/2016/wordml/cid" xmlns:w16="http://schemas.microsoft.com/office/word/2018/wordml" xmlns:w16du="http://schemas.microsoft.com/office/word/2023/wordml/word16du" xmlns:w16sdtdh="http://schemas.microsoft.com/office/word/2020/wordml/sdtdatahash" xmlns:w16sdtfl="http://schemas.microsoft.com/office/word/2024/wordml/sdtformatlock" xmlns:w16se="http://schemas.microsoft.com/office/word/2015/wordml/symex" xmlns:wpg="http://schemas.microsoft.com/office/word/2010/wordprocessingGroup" xmlns:wpi="http://schemas.microsoft.com/office/word/2010/wordprocessingInk" xmlns:wne="http://schemas.microsoft.com/office/word/2006/wordml" xmlns:wps="http://schemas.microsoft.com/office/word/2010/wordprocessingShape" mc:Ignorable="w14 w15 w16se w16cid w16 w16cex w16sdtdh w16sdtfl w16du wp14">
   <w:abstractNum w:abstractNumId="0" w15:restartNumberingAfterBreak="0">
     <w:nsid w:val="060D54CA"/>
     <w:multiLevelType w:val="hybridMultilevel"/>
@@ -2668,7 +2603,7 @@
         <w:ind w:left="360" w:hanging="360"/>
       </w:pPr>
       <w:rPr>
-        <w:rFonts w:ascii="DengXian" w:eastAsia="DengXian" w:hAnsi="DengXian" w:cstheme="minorBidi" w:hint="eastAsia"/>
+        <w:rFonts w:ascii="等线" w:eastAsia="等线" w:hAnsi="等线" w:cstheme="minorBidi" w:hint="eastAsia"/>
       </w:rPr>
     </w:lvl>
     <w:lvl w:ilvl="1" w:tplc="04090003" w:tentative="1">
@@ -2894,7 +2829,7 @@
         <w:ind w:left="360" w:hanging="360"/>
       </w:pPr>
       <w:rPr>
-        <w:rFonts w:ascii="DengXian" w:eastAsia="DengXian" w:hAnsi="DengXian" w:cstheme="minorBidi" w:hint="eastAsia"/>
+        <w:rFonts w:ascii="等线" w:eastAsia="等线" w:hAnsi="等线" w:cstheme="minorBidi" w:hint="eastAsia"/>
       </w:rPr>
     </w:lvl>
     <w:lvl w:ilvl="1" w:tplc="04090003" w:tentative="1">
@@ -3459,7 +3394,7 @@
 </file>
 
 <file path=word/styles.xml><?xml version="1.0" encoding="utf-8"?>
-<w:styles xmlns:mc="http://schemas.openxmlformats.org/markup-compatibility/2006" xmlns:r="http://schemas.openxmlformats.org/officeDocument/2006/relationships" xmlns:w="http://schemas.openxmlformats.org/wordprocessingml/2006/main" xmlns:w14="http://schemas.microsoft.com/office/word/2010/wordml" xmlns:w15="http://schemas.microsoft.com/office/word/2012/wordml" xmlns:w16cex="http://schemas.microsoft.com/office/word/2018/wordml/cex" xmlns:w16cid="http://schemas.microsoft.com/office/word/2016/wordml/cid" xmlns:w16="http://schemas.microsoft.com/office/word/2018/wordml" xmlns:w16sdtdh="http://schemas.microsoft.com/office/word/2020/wordml/sdtdatahash" xmlns:w16se="http://schemas.microsoft.com/office/word/2015/wordml/symex" mc:Ignorable="w14 w15 w16se w16cid w16 w16cex w16sdtdh">
+<w:styles xmlns:mc="http://schemas.openxmlformats.org/markup-compatibility/2006" xmlns:r="http://schemas.openxmlformats.org/officeDocument/2006/relationships" xmlns:w="http://schemas.openxmlformats.org/wordprocessingml/2006/main" xmlns:w14="http://schemas.microsoft.com/office/word/2010/wordml" xmlns:w15="http://schemas.microsoft.com/office/word/2012/wordml" xmlns:w16cex="http://schemas.microsoft.com/office/word/2018/wordml/cex" xmlns:w16cid="http://schemas.microsoft.com/office/word/2016/wordml/cid" xmlns:w16="http://schemas.microsoft.com/office/word/2018/wordml" xmlns:w16du="http://schemas.microsoft.com/office/word/2023/wordml/word16du" xmlns:w16sdtdh="http://schemas.microsoft.com/office/word/2020/wordml/sdtdatahash" xmlns:w16sdtfl="http://schemas.microsoft.com/office/word/2024/wordml/sdtformatlock" xmlns:w16se="http://schemas.microsoft.com/office/word/2015/wordml/symex" mc:Ignorable="w14 w15 w16se w16cid w16 w16cex w16sdtdh w16sdtfl w16du">
   <w:docDefaults>
     <w:rPrDefault>
       <w:rPr>
@@ -3850,7 +3785,7 @@
     <w:lsdException w:name="Unresolved Mention" w:semiHidden="1" w:unhideWhenUsed="1"/>
     <w:lsdException w:name="Smart Link" w:semiHidden="1" w:unhideWhenUsed="1"/>
   </w:latentStyles>
-  <w:style w:type="paragraph" w:default="1" w:styleId="Normal">
+  <w:style w:type="paragraph" w:default="1" w:styleId="a">
     <w:name w:val="Normal"/>
     <w:qFormat/>
     <w:pPr>
@@ -3858,11 +3793,11 @@
       <w:jc w:val="both"/>
     </w:pPr>
   </w:style>
-  <w:style w:type="paragraph" w:styleId="Heading1">
+  <w:style w:type="paragraph" w:styleId="1">
     <w:name w:val="heading 1"/>
-    <w:basedOn w:val="Normal"/>
-    <w:next w:val="Normal"/>
-    <w:link w:val="Heading1Char"/>
+    <w:basedOn w:val="a"/>
+    <w:next w:val="a"/>
+    <w:link w:val="10"/>
     <w:uiPriority w:val="9"/>
     <w:qFormat/>
     <w:rsid w:val="00274820"/>
@@ -3879,10 +3814,10 @@
       <w:szCs w:val="32"/>
     </w:rPr>
   </w:style>
-  <w:style w:type="paragraph" w:styleId="Heading2">
+  <w:style w:type="paragraph" w:styleId="2">
     <w:name w:val="heading 2"/>
-    <w:basedOn w:val="Normal"/>
-    <w:link w:val="Heading2Char"/>
+    <w:basedOn w:val="a"/>
+    <w:link w:val="20"/>
     <w:uiPriority w:val="9"/>
     <w:qFormat/>
     <w:rsid w:val="002D0468"/>
@@ -3901,11 +3836,11 @@
       <w:szCs w:val="36"/>
     </w:rPr>
   </w:style>
-  <w:style w:type="paragraph" w:styleId="Heading4">
+  <w:style w:type="paragraph" w:styleId="4">
     <w:name w:val="heading 4"/>
-    <w:basedOn w:val="Normal"/>
-    <w:next w:val="Normal"/>
-    <w:link w:val="Heading4Char"/>
+    <w:basedOn w:val="a"/>
+    <w:next w:val="a"/>
+    <w:link w:val="40"/>
     <w:uiPriority w:val="9"/>
     <w:semiHidden/>
     <w:unhideWhenUsed/>
@@ -3925,13 +3860,12 @@
       <w:szCs w:val="28"/>
     </w:rPr>
   </w:style>
-  <w:style w:type="character" w:default="1" w:styleId="DefaultParagraphFont">
+  <w:style w:type="character" w:default="1" w:styleId="a0">
     <w:name w:val="Default Paragraph Font"/>
     <w:uiPriority w:val="1"/>
-    <w:semiHidden/>
     <w:unhideWhenUsed/>
   </w:style>
-  <w:style w:type="table" w:default="1" w:styleId="TableNormal">
+  <w:style w:type="table" w:default="1" w:styleId="a1">
     <w:name w:val="Normal Table"/>
     <w:uiPriority w:val="99"/>
     <w:semiHidden/>
@@ -3946,15 +3880,15 @@
       </w:tblCellMar>
     </w:tblPr>
   </w:style>
-  <w:style w:type="numbering" w:default="1" w:styleId="NoList">
+  <w:style w:type="numbering" w:default="1" w:styleId="a2">
     <w:name w:val="No List"/>
     <w:uiPriority w:val="99"/>
     <w:semiHidden/>
     <w:unhideWhenUsed/>
   </w:style>
-  <w:style w:type="character" w:styleId="Hyperlink">
+  <w:style w:type="character" w:styleId="a3">
     <w:name w:val="Hyperlink"/>
-    <w:basedOn w:val="DefaultParagraphFont"/>
+    <w:basedOn w:val="a0"/>
     <w:uiPriority w:val="99"/>
     <w:unhideWhenUsed/>
     <w:rsid w:val="00196BF1"/>
@@ -3965,7 +3899,7 @@
   </w:style>
   <w:style w:type="character" w:customStyle="1" w:styleId="UnresolvedMention1">
     <w:name w:val="Unresolved Mention1"/>
-    <w:basedOn w:val="DefaultParagraphFont"/>
+    <w:basedOn w:val="a0"/>
     <w:uiPriority w:val="99"/>
     <w:semiHidden/>
     <w:unhideWhenUsed/>
@@ -3975,9 +3909,9 @@
       <w:shd w:val="clear" w:color="auto" w:fill="E1DFDD"/>
     </w:rPr>
   </w:style>
-  <w:style w:type="table" w:styleId="TableGrid">
+  <w:style w:type="table" w:styleId="a4">
     <w:name w:val="Table Grid"/>
-    <w:basedOn w:val="TableNormal"/>
+    <w:basedOn w:val="a1"/>
     <w:uiPriority w:val="39"/>
     <w:rsid w:val="001F4E7A"/>
     <w:rPr>
@@ -3996,9 +3930,9 @@
       </w:tblBorders>
     </w:tblPr>
   </w:style>
-  <w:style w:type="paragraph" w:styleId="ListParagraph">
+  <w:style w:type="paragraph" w:styleId="a5">
     <w:name w:val="List Paragraph"/>
-    <w:basedOn w:val="Normal"/>
+    <w:basedOn w:val="a"/>
     <w:uiPriority w:val="34"/>
     <w:qFormat/>
     <w:rsid w:val="009D636A"/>
@@ -4006,27 +3940,27 @@
       <w:ind w:firstLineChars="200" w:firstLine="420"/>
     </w:pPr>
   </w:style>
-  <w:style w:type="paragraph" w:styleId="Date">
+  <w:style w:type="paragraph" w:styleId="a6">
     <w:name w:val="Date"/>
-    <w:basedOn w:val="Normal"/>
-    <w:next w:val="Normal"/>
-    <w:link w:val="DateChar"/>
+    <w:basedOn w:val="a"/>
+    <w:next w:val="a"/>
+    <w:link w:val="a7"/>
     <w:uiPriority w:val="99"/>
     <w:semiHidden/>
     <w:unhideWhenUsed/>
     <w:rsid w:val="00FD4908"/>
   </w:style>
-  <w:style w:type="character" w:customStyle="1" w:styleId="DateChar">
-    <w:name w:val="Date Char"/>
-    <w:basedOn w:val="DefaultParagraphFont"/>
-    <w:link w:val="Date"/>
+  <w:style w:type="character" w:customStyle="1" w:styleId="a7">
+    <w:name w:val="日期 字符"/>
+    <w:basedOn w:val="a0"/>
+    <w:link w:val="a6"/>
     <w:uiPriority w:val="99"/>
     <w:semiHidden/>
     <w:rsid w:val="00FD4908"/>
   </w:style>
-  <w:style w:type="paragraph" w:styleId="NormalWeb">
+  <w:style w:type="paragraph" w:styleId="a8">
     <w:name w:val="Normal (Web)"/>
-    <w:basedOn w:val="Normal"/>
+    <w:basedOn w:val="a"/>
     <w:uiPriority w:val="99"/>
     <w:semiHidden/>
     <w:unhideWhenUsed/>
@@ -4043,10 +3977,10 @@
       <w:szCs w:val="24"/>
     </w:rPr>
   </w:style>
-  <w:style w:type="paragraph" w:styleId="Header">
+  <w:style w:type="paragraph" w:styleId="a9">
     <w:name w:val="header"/>
-    <w:basedOn w:val="Normal"/>
-    <w:link w:val="HeaderChar"/>
+    <w:basedOn w:val="a"/>
+    <w:link w:val="aa"/>
     <w:uiPriority w:val="99"/>
     <w:unhideWhenUsed/>
     <w:rsid w:val="00562007"/>
@@ -4066,10 +4000,10 @@
       <w:szCs w:val="18"/>
     </w:rPr>
   </w:style>
-  <w:style w:type="character" w:customStyle="1" w:styleId="HeaderChar">
-    <w:name w:val="Header Char"/>
-    <w:basedOn w:val="DefaultParagraphFont"/>
-    <w:link w:val="Header"/>
+  <w:style w:type="character" w:customStyle="1" w:styleId="aa">
+    <w:name w:val="页眉 字符"/>
+    <w:basedOn w:val="a0"/>
+    <w:link w:val="a9"/>
     <w:uiPriority w:val="99"/>
     <w:rsid w:val="00562007"/>
     <w:rPr>
@@ -4077,10 +4011,10 @@
       <w:szCs w:val="18"/>
     </w:rPr>
   </w:style>
-  <w:style w:type="paragraph" w:styleId="Footer">
+  <w:style w:type="paragraph" w:styleId="ab">
     <w:name w:val="footer"/>
-    <w:basedOn w:val="Normal"/>
-    <w:link w:val="FooterChar"/>
+    <w:basedOn w:val="a"/>
+    <w:link w:val="ac"/>
     <w:uiPriority w:val="99"/>
     <w:unhideWhenUsed/>
     <w:rsid w:val="00562007"/>
@@ -4097,10 +4031,10 @@
       <w:szCs w:val="18"/>
     </w:rPr>
   </w:style>
-  <w:style w:type="character" w:customStyle="1" w:styleId="FooterChar">
-    <w:name w:val="Footer Char"/>
-    <w:basedOn w:val="DefaultParagraphFont"/>
-    <w:link w:val="Footer"/>
+  <w:style w:type="character" w:customStyle="1" w:styleId="ac">
+    <w:name w:val="页脚 字符"/>
+    <w:basedOn w:val="a0"/>
+    <w:link w:val="ab"/>
     <w:uiPriority w:val="99"/>
     <w:rsid w:val="00562007"/>
     <w:rPr>
@@ -4108,10 +4042,10 @@
       <w:szCs w:val="18"/>
     </w:rPr>
   </w:style>
-  <w:style w:type="character" w:customStyle="1" w:styleId="Heading2Char">
-    <w:name w:val="Heading 2 Char"/>
-    <w:basedOn w:val="DefaultParagraphFont"/>
-    <w:link w:val="Heading2"/>
+  <w:style w:type="character" w:customStyle="1" w:styleId="20">
+    <w:name w:val="标题 2 字符"/>
+    <w:basedOn w:val="a0"/>
+    <w:link w:val="2"/>
     <w:uiPriority w:val="9"/>
     <w:rsid w:val="002D0468"/>
     <w:rPr>
@@ -4123,10 +4057,10 @@
       <w:szCs w:val="36"/>
     </w:rPr>
   </w:style>
-  <w:style w:type="character" w:customStyle="1" w:styleId="Heading1Char">
-    <w:name w:val="Heading 1 Char"/>
-    <w:basedOn w:val="DefaultParagraphFont"/>
-    <w:link w:val="Heading1"/>
+  <w:style w:type="character" w:customStyle="1" w:styleId="10">
+    <w:name w:val="标题 1 字符"/>
+    <w:basedOn w:val="a0"/>
+    <w:link w:val="1"/>
     <w:uiPriority w:val="9"/>
     <w:rsid w:val="00274820"/>
     <w:rPr>
@@ -4136,10 +4070,10 @@
       <w:szCs w:val="32"/>
     </w:rPr>
   </w:style>
-  <w:style w:type="character" w:customStyle="1" w:styleId="Heading4Char">
-    <w:name w:val="Heading 4 Char"/>
-    <w:basedOn w:val="DefaultParagraphFont"/>
-    <w:link w:val="Heading4"/>
+  <w:style w:type="character" w:customStyle="1" w:styleId="40">
+    <w:name w:val="标题 4 字符"/>
+    <w:basedOn w:val="a0"/>
+    <w:link w:val="4"/>
     <w:uiPriority w:val="9"/>
     <w:semiHidden/>
     <w:rsid w:val="009D4808"/>
